--- a/lessons/6-5/downloads/reveal/teacher/6.5-homework-packet.docx
+++ b/lessons/6-5/downloads/reveal/teacher/6.5-homework-packet.docx
@@ -15,10 +15,28 @@
         <w:rPr>
           <w:rFonts w:ascii="Avenir Next" w:hAnsi="Avenir Next" w:cs="Avenir Next" w:eastAsia="Avenir Next"/>
           <w:color w:val="1A1A1A"/>
+          <w:sz w:val="22"/>
+          <w:szCs w:val="20"/>
+        </w:rPr>
+        <w:t xml:space="preserve">Name</w:t>
+      </w:r>
+      <w:r>
+        <w:rPr>
+          <w:rFonts w:ascii="Avenir Next" w:hAnsi="Avenir Next" w:cs="Avenir Next" w:eastAsia="Avenir Next"/>
+          <w:color w:val="1A1A1A"/>
           <w:sz w:val="20"/>
           <w:szCs w:val="20"/>
         </w:rPr>
-        <w:t xml:space="preserve">Name</w:t>
+        <w:tab/>
+      </w:r>
+      <w:r>
+        <w:rPr>
+          <w:rFonts w:ascii="Avenir Next" w:hAnsi="Avenir Next" w:cs="Avenir Next" w:eastAsia="Avenir Next"/>
+          <w:color w:val="1A1A1A"/>
+          <w:sz w:val="22"/>
+          <w:szCs w:val="20"/>
+        </w:rPr>
+        <w:t xml:space="preserve">   Date</w:t>
       </w:r>
       <w:r>
         <w:rPr>
@@ -33,25 +51,7 @@
         <w:rPr>
           <w:rFonts w:ascii="Avenir Next" w:hAnsi="Avenir Next" w:cs="Avenir Next" w:eastAsia="Avenir Next"/>
           <w:color w:val="1A1A1A"/>
-          <w:sz w:val="20"/>
-          <w:szCs w:val="20"/>
-        </w:rPr>
-        <w:t xml:space="preserve">   Date</w:t>
-      </w:r>
-      <w:r>
-        <w:rPr>
-          <w:rFonts w:ascii="Avenir Next" w:hAnsi="Avenir Next" w:cs="Avenir Next" w:eastAsia="Avenir Next"/>
-          <w:color w:val="1A1A1A"/>
-          <w:sz w:val="20"/>
-          <w:szCs w:val="20"/>
-        </w:rPr>
-        <w:tab/>
-      </w:r>
-      <w:r>
-        <w:rPr>
-          <w:rFonts w:ascii="Avenir Next" w:hAnsi="Avenir Next" w:cs="Avenir Next" w:eastAsia="Avenir Next"/>
-          <w:color w:val="1A1A1A"/>
-          <w:sz w:val="20"/>
+          <w:sz w:val="22"/>
           <w:szCs w:val="20"/>
         </w:rPr>
         <w:t xml:space="preserve">   Period</w:t>
@@ -78,7 +78,7 @@
           <w:caps/>
           <w:color w:val="003A70"/>
           <w:spacing w:val="12"/>
-          <w:sz w:val="19"/>
+          <w:sz w:val="22"/>
           <w:szCs w:val="19"/>
         </w:rPr>
         <w:t xml:space="preserve">Lesson 6-5  ·  Homework Packet  ·  Sheet 1 of 2</w:t>
@@ -86,6 +86,7 @@
     </w:p>
     <w:p>
       <w:pPr>
+        <w:pStyle w:val="Heading1"/>
         <w:keepNext/>
         <w:spacing w:before="0" w:after="0" w:line="240" w:lineRule="auto"/>
       </w:pPr>
@@ -111,7 +112,7 @@
         <w:rPr>
           <w:rFonts w:ascii="Avenir Next" w:hAnsi="Avenir Next" w:cs="Avenir Next" w:eastAsia="Avenir Next"/>
           <w:color w:val="5A5F66"/>
-          <w:sz w:val="17"/>
+          <w:sz w:val="22"/>
           <w:szCs w:val="17"/>
         </w:rPr>
         <w:t xml:space="preserve">Maryland Standard 6.EE.A.2a   ·   Learning target — I can write an algebraic expression that uses a variable for an unknown amount.</w:t>
@@ -158,6 +159,7 @@
           </w:tcPr>
           <w:p>
             <w:pPr>
+              <w:pStyle w:val="Heading2"/>
               <w:spacing w:before="0" w:after="0" w:line="240" w:lineRule="auto"/>
             </w:pPr>
             <w:r>
@@ -185,54 +187,73 @@
                 <w:rFonts w:ascii="Avenir Next" w:hAnsi="Avenir Next" w:cs="Avenir Next" w:eastAsia="Avenir Next"/>
                 <w:b/>
                 <w:color w:val="003A70"/>
+                <w:sz w:val="22"/>
+                <w:szCs w:val="18"/>
+              </w:rPr>
+              <w:t xml:space="preserve">•</w:t>
+            </w:r>
+            <w:r>
+              <w:rPr>
+                <w:rFonts w:ascii="Avenir Next" w:hAnsi="Avenir Next" w:cs="Avenir Next" w:eastAsia="Avenir Next"/>
+                <w:color w:val="1A1A1A"/>
                 <w:sz w:val="18"/>
                 <w:szCs w:val="18"/>
               </w:rPr>
-              <w:t xml:space="preserve">•</w:t>
-            </w:r>
-            <w:r>
-              <w:rPr>
-                <w:rFonts w:ascii="Avenir Next" w:hAnsi="Avenir Next" w:cs="Avenir Next" w:eastAsia="Avenir Next"/>
-                <w:color w:val="1A1A1A"/>
-                <w:sz w:val="18"/>
+              <w:tab/>
+            </w:r>
+            <w:r>
+              <w:rPr>
+                <w:rFonts w:ascii="Avenir Next" w:hAnsi="Avenir Next" w:cs="Avenir Next" w:eastAsia="Avenir Next"/>
+                <w:color w:val="1A1A1A"/>
+                <w:sz w:val="22"/>
                 <w:szCs w:val="18"/>
               </w:rPr>
-              <w:tab/>
-            </w:r>
-            <w:r>
-              <w:rPr>
-                <w:rFonts w:ascii="Avenir Next" w:hAnsi="Avenir Next" w:cs="Avenir Next" w:eastAsia="Avenir Next"/>
-                <w:color w:val="1A1A1A"/>
-                <w:sz w:val="18"/>
+              <w:t xml:space="preserve">A </w:t>
+            </w:r>
+            <w:r>
+              <w:rPr>
+                <w:rFonts w:ascii="Avenir Next" w:hAnsi="Avenir Next" w:cs="Avenir Next" w:eastAsia="Avenir Next"/>
+                <w:b/>
+                <w:color w:val="1A1A1A"/>
+                <w:sz w:val="22"/>
                 <w:szCs w:val="18"/>
               </w:rPr>
-              <w:t xml:space="preserve">A </w:t>
-            </w:r>
-            <w:r>
-              <w:rPr>
-                <w:rFonts w:ascii="Avenir Next" w:hAnsi="Avenir Next" w:cs="Avenir Next" w:eastAsia="Avenir Next"/>
-                <w:b/>
-                <w:color w:val="1A1A1A"/>
-                <w:sz w:val="18"/>
+              <w:t xml:space="preserve">variable</w:t>
+            </w:r>
+            <w:r>
+              <w:rPr>
+                <w:rFonts w:ascii="Avenir Next" w:hAnsi="Avenir Next" w:cs="Avenir Next" w:eastAsia="Avenir Next"/>
+                <w:color w:val="1A1A1A"/>
+                <w:sz w:val="22"/>
                 <w:szCs w:val="18"/>
               </w:rPr>
-              <w:t xml:space="preserve">variable</w:t>
-            </w:r>
-            <w:r>
-              <w:rPr>
-                <w:rFonts w:ascii="Avenir Next" w:hAnsi="Avenir Next" w:cs="Avenir Next" w:eastAsia="Avenir Next"/>
-                <w:color w:val="1A1A1A"/>
-                <w:sz w:val="18"/>
+              <w:t xml:space="preserve"> is a letter that stands for an unknown amount. 5</w:t>
+            </w:r>
+            <w:r>
+              <w:rPr>
+                <w:rFonts w:ascii="Avenir Next" w:hAnsi="Avenir Next" w:cs="Avenir Next" w:eastAsia="Avenir Next"/>
+                <w:i/>
+                <w:color w:val="1A1A1A"/>
+                <w:sz w:val="22"/>
                 <w:szCs w:val="18"/>
               </w:rPr>
-              <w:t xml:space="preserve"> is a letter that stands for an unknown amount. 5</w:t>
+              <w:t xml:space="preserve">n</w:t>
+            </w:r>
+            <w:r>
+              <w:rPr>
+                <w:rFonts w:ascii="Avenir Next" w:hAnsi="Avenir Next" w:cs="Avenir Next" w:eastAsia="Avenir Next"/>
+                <w:color w:val="1A1A1A"/>
+                <w:sz w:val="22"/>
+                <w:szCs w:val="18"/>
+              </w:rPr>
+              <w:t xml:space="preserve"> means 5 × </w:t>
             </w:r>
             <w:r>
               <w:rPr>
                 <w:rFonts w:ascii="Avenir Next" w:hAnsi="Avenir Next" w:cs="Avenir Next" w:eastAsia="Avenir Next"/>
                 <w:i/>
                 <w:color w:val="1A1A1A"/>
-                <w:sz w:val="18"/>
+                <w:sz w:val="22"/>
                 <w:szCs w:val="18"/>
               </w:rPr>
               <w:t xml:space="preserve">n</w:t>
@@ -241,26 +262,7 @@
               <w:rPr>
                 <w:rFonts w:ascii="Avenir Next" w:hAnsi="Avenir Next" w:cs="Avenir Next" w:eastAsia="Avenir Next"/>
                 <w:color w:val="1A1A1A"/>
-                <w:sz w:val="18"/>
-                <w:szCs w:val="18"/>
-              </w:rPr>
-              <w:t xml:space="preserve"> means 5 × </w:t>
-            </w:r>
-            <w:r>
-              <w:rPr>
-                <w:rFonts w:ascii="Avenir Next" w:hAnsi="Avenir Next" w:cs="Avenir Next" w:eastAsia="Avenir Next"/>
-                <w:i/>
-                <w:color w:val="1A1A1A"/>
-                <w:sz w:val="18"/>
-                <w:szCs w:val="18"/>
-              </w:rPr>
-              <w:t xml:space="preserve">n</w:t>
-            </w:r>
-            <w:r>
-              <w:rPr>
-                <w:rFonts w:ascii="Avenir Next" w:hAnsi="Avenir Next" w:cs="Avenir Next" w:eastAsia="Avenir Next"/>
-                <w:color w:val="1A1A1A"/>
-                <w:sz w:val="18"/>
+                <w:sz w:val="22"/>
                 <w:szCs w:val="18"/>
               </w:rPr>
               <w:t xml:space="preserve">.</w:t>
@@ -279,82 +281,82 @@
                 <w:rFonts w:ascii="Avenir Next" w:hAnsi="Avenir Next" w:cs="Avenir Next" w:eastAsia="Avenir Next"/>
                 <w:b/>
                 <w:color w:val="003A70"/>
+                <w:sz w:val="22"/>
+                <w:szCs w:val="18"/>
+              </w:rPr>
+              <w:t xml:space="preserve">•</w:t>
+            </w:r>
+            <w:r>
+              <w:rPr>
+                <w:rFonts w:ascii="Avenir Next" w:hAnsi="Avenir Next" w:cs="Avenir Next" w:eastAsia="Avenir Next"/>
+                <w:color w:val="1A1A1A"/>
                 <w:sz w:val="18"/>
                 <w:szCs w:val="18"/>
               </w:rPr>
-              <w:t xml:space="preserve">•</w:t>
-            </w:r>
-            <w:r>
-              <w:rPr>
-                <w:rFonts w:ascii="Avenir Next" w:hAnsi="Avenir Next" w:cs="Avenir Next" w:eastAsia="Avenir Next"/>
-                <w:color w:val="1A1A1A"/>
-                <w:sz w:val="18"/>
+              <w:tab/>
+            </w:r>
+            <w:r>
+              <w:rPr>
+                <w:rFonts w:ascii="Avenir Next" w:hAnsi="Avenir Next" w:cs="Avenir Next" w:eastAsia="Avenir Next"/>
+                <w:color w:val="1A1A1A"/>
+                <w:sz w:val="22"/>
                 <w:szCs w:val="18"/>
               </w:rPr>
-              <w:tab/>
-            </w:r>
-            <w:r>
-              <w:rPr>
-                <w:rFonts w:ascii="Avenir Next" w:hAnsi="Avenir Next" w:cs="Avenir Next" w:eastAsia="Avenir Next"/>
-                <w:color w:val="1A1A1A"/>
-                <w:sz w:val="18"/>
+              <w:t xml:space="preserve">In 5</w:t>
+            </w:r>
+            <w:r>
+              <w:rPr>
+                <w:rFonts w:ascii="Avenir Next" w:hAnsi="Avenir Next" w:cs="Avenir Next" w:eastAsia="Avenir Next"/>
+                <w:i/>
+                <w:color w:val="1A1A1A"/>
+                <w:sz w:val="22"/>
                 <w:szCs w:val="18"/>
               </w:rPr>
-              <w:t xml:space="preserve">In 5</w:t>
-            </w:r>
-            <w:r>
-              <w:rPr>
-                <w:rFonts w:ascii="Avenir Next" w:hAnsi="Avenir Next" w:cs="Avenir Next" w:eastAsia="Avenir Next"/>
-                <w:i/>
-                <w:color w:val="1A1A1A"/>
-                <w:sz w:val="18"/>
+              <w:t xml:space="preserve">n</w:t>
+            </w:r>
+            <w:r>
+              <w:rPr>
+                <w:rFonts w:ascii="Avenir Next" w:hAnsi="Avenir Next" w:cs="Avenir Next" w:eastAsia="Avenir Next"/>
+                <w:color w:val="1A1A1A"/>
+                <w:sz w:val="22"/>
                 <w:szCs w:val="18"/>
               </w:rPr>
-              <w:t xml:space="preserve">n</w:t>
-            </w:r>
-            <w:r>
-              <w:rPr>
-                <w:rFonts w:ascii="Avenir Next" w:hAnsi="Avenir Next" w:cs="Avenir Next" w:eastAsia="Avenir Next"/>
-                <w:color w:val="1A1A1A"/>
-                <w:sz w:val="18"/>
+              <w:t xml:space="preserve"> + 12, 5 is the </w:t>
+            </w:r>
+            <w:r>
+              <w:rPr>
+                <w:rFonts w:ascii="Avenir Next" w:hAnsi="Avenir Next" w:cs="Avenir Next" w:eastAsia="Avenir Next"/>
+                <w:b/>
+                <w:color w:val="1A1A1A"/>
+                <w:sz w:val="22"/>
                 <w:szCs w:val="18"/>
               </w:rPr>
-              <w:t xml:space="preserve"> + 12, 5 is the </w:t>
-            </w:r>
-            <w:r>
-              <w:rPr>
-                <w:rFonts w:ascii="Avenir Next" w:hAnsi="Avenir Next" w:cs="Avenir Next" w:eastAsia="Avenir Next"/>
-                <w:b/>
-                <w:color w:val="1A1A1A"/>
-                <w:sz w:val="18"/>
+              <w:t xml:space="preserve">coefficient</w:t>
+            </w:r>
+            <w:r>
+              <w:rPr>
+                <w:rFonts w:ascii="Avenir Next" w:hAnsi="Avenir Next" w:cs="Avenir Next" w:eastAsia="Avenir Next"/>
+                <w:color w:val="1A1A1A"/>
+                <w:sz w:val="22"/>
                 <w:szCs w:val="18"/>
               </w:rPr>
-              <w:t xml:space="preserve">coefficient</w:t>
-            </w:r>
-            <w:r>
-              <w:rPr>
-                <w:rFonts w:ascii="Avenir Next" w:hAnsi="Avenir Next" w:cs="Avenir Next" w:eastAsia="Avenir Next"/>
-                <w:color w:val="1A1A1A"/>
-                <w:sz w:val="18"/>
+              <w:t xml:space="preserve"> and 12 is the </w:t>
+            </w:r>
+            <w:r>
+              <w:rPr>
+                <w:rFonts w:ascii="Avenir Next" w:hAnsi="Avenir Next" w:cs="Avenir Next" w:eastAsia="Avenir Next"/>
+                <w:b/>
+                <w:color w:val="1A1A1A"/>
+                <w:sz w:val="22"/>
                 <w:szCs w:val="18"/>
               </w:rPr>
-              <w:t xml:space="preserve"> and 12 is the </w:t>
-            </w:r>
-            <w:r>
-              <w:rPr>
-                <w:rFonts w:ascii="Avenir Next" w:hAnsi="Avenir Next" w:cs="Avenir Next" w:eastAsia="Avenir Next"/>
-                <w:b/>
-                <w:color w:val="1A1A1A"/>
-                <w:sz w:val="18"/>
-                <w:szCs w:val="18"/>
-              </w:rPr>
               <w:t xml:space="preserve">constant</w:t>
             </w:r>
             <w:r>
               <w:rPr>
                 <w:rFonts w:ascii="Avenir Next" w:hAnsi="Avenir Next" w:cs="Avenir Next" w:eastAsia="Avenir Next"/>
                 <w:color w:val="1A1A1A"/>
-                <w:sz w:val="18"/>
+                <w:sz w:val="22"/>
                 <w:szCs w:val="18"/>
               </w:rPr>
               <w:t xml:space="preserve">.</w:t>
@@ -373,35 +375,54 @@
                 <w:rFonts w:ascii="Avenir Next" w:hAnsi="Avenir Next" w:cs="Avenir Next" w:eastAsia="Avenir Next"/>
                 <w:b/>
                 <w:color w:val="003A70"/>
+                <w:sz w:val="22"/>
+                <w:szCs w:val="18"/>
+              </w:rPr>
+              <w:t xml:space="preserve">•</w:t>
+            </w:r>
+            <w:r>
+              <w:rPr>
+                <w:rFonts w:ascii="Avenir Next" w:hAnsi="Avenir Next" w:cs="Avenir Next" w:eastAsia="Avenir Next"/>
+                <w:color w:val="1A1A1A"/>
                 <w:sz w:val="18"/>
                 <w:szCs w:val="18"/>
               </w:rPr>
-              <w:t xml:space="preserve">•</w:t>
-            </w:r>
-            <w:r>
-              <w:rPr>
-                <w:rFonts w:ascii="Avenir Next" w:hAnsi="Avenir Next" w:cs="Avenir Next" w:eastAsia="Avenir Next"/>
-                <w:color w:val="1A1A1A"/>
-                <w:sz w:val="18"/>
+              <w:tab/>
+            </w:r>
+            <w:r>
+              <w:rPr>
+                <w:rFonts w:ascii="Avenir Next" w:hAnsi="Avenir Next" w:cs="Avenir Next" w:eastAsia="Avenir Next"/>
+                <w:color w:val="1A1A1A"/>
+                <w:sz w:val="22"/>
                 <w:szCs w:val="18"/>
               </w:rPr>
-              <w:tab/>
-            </w:r>
-            <w:r>
-              <w:rPr>
-                <w:rFonts w:ascii="Avenir Next" w:hAnsi="Avenir Next" w:cs="Avenir Next" w:eastAsia="Avenir Next"/>
-                <w:color w:val="1A1A1A"/>
-                <w:sz w:val="18"/>
+              <w:t xml:space="preserve">Order matters: “4 less than </w:t>
+            </w:r>
+            <w:r>
+              <w:rPr>
+                <w:rFonts w:ascii="Avenir Next" w:hAnsi="Avenir Next" w:cs="Avenir Next" w:eastAsia="Avenir Next"/>
+                <w:i/>
+                <w:color w:val="1A1A1A"/>
+                <w:sz w:val="22"/>
                 <w:szCs w:val="18"/>
               </w:rPr>
-              <w:t xml:space="preserve">Order matters: “4 less than </w:t>
+              <w:t xml:space="preserve">x</w:t>
+            </w:r>
+            <w:r>
+              <w:rPr>
+                <w:rFonts w:ascii="Avenir Next" w:hAnsi="Avenir Next" w:cs="Avenir Next" w:eastAsia="Avenir Next"/>
+                <w:color w:val="1A1A1A"/>
+                <w:sz w:val="22"/>
+                <w:szCs w:val="18"/>
+              </w:rPr>
+              <w:t xml:space="preserve">” is </w:t>
             </w:r>
             <w:r>
               <w:rPr>
                 <w:rFonts w:ascii="Avenir Next" w:hAnsi="Avenir Next" w:cs="Avenir Next" w:eastAsia="Avenir Next"/>
                 <w:i/>
                 <w:color w:val="1A1A1A"/>
-                <w:sz w:val="18"/>
+                <w:sz w:val="22"/>
                 <w:szCs w:val="18"/>
               </w:rPr>
               <w:t xml:space="preserve">x</w:t>
@@ -410,26 +431,7 @@
               <w:rPr>
                 <w:rFonts w:ascii="Avenir Next" w:hAnsi="Avenir Next" w:cs="Avenir Next" w:eastAsia="Avenir Next"/>
                 <w:color w:val="1A1A1A"/>
-                <w:sz w:val="18"/>
-                <w:szCs w:val="18"/>
-              </w:rPr>
-              <w:t xml:space="preserve">” is </w:t>
-            </w:r>
-            <w:r>
-              <w:rPr>
-                <w:rFonts w:ascii="Avenir Next" w:hAnsi="Avenir Next" w:cs="Avenir Next" w:eastAsia="Avenir Next"/>
-                <w:i/>
-                <w:color w:val="1A1A1A"/>
-                <w:sz w:val="18"/>
-                <w:szCs w:val="18"/>
-              </w:rPr>
-              <w:t xml:space="preserve">x</w:t>
-            </w:r>
-            <w:r>
-              <w:rPr>
-                <w:rFonts w:ascii="Avenir Next" w:hAnsi="Avenir Next" w:cs="Avenir Next" w:eastAsia="Avenir Next"/>
-                <w:color w:val="1A1A1A"/>
-                <w:sz w:val="18"/>
+                <w:sz w:val="22"/>
                 <w:szCs w:val="18"/>
               </w:rPr>
               <w:t xml:space="preserve"> − 4. An amount that repeats goes with the variable.</w:t>
@@ -444,6 +446,7 @@
           </w:tcPr>
           <w:p>
             <w:pPr>
+              <w:pStyle w:val="Heading2"/>
               <w:spacing w:before="0" w:after="0" w:line="240" w:lineRule="auto"/>
             </w:pPr>
             <w:r>
@@ -466,7 +469,7 @@
               <w:rPr>
                 <w:rFonts w:ascii="Avenir Next" w:hAnsi="Avenir Next" w:cs="Avenir Next" w:eastAsia="Avenir Next"/>
                 <w:color w:val="1A1A1A"/>
-                <w:sz w:val="17"/>
+                <w:sz w:val="22"/>
                 <w:szCs w:val="17"/>
               </w:rPr>
               <w:t xml:space="preserve">Bowling costs $5 per game plus $4 for shoes. Write an expression for the cost of </w:t>
@@ -476,7 +479,7 @@
                 <w:rFonts w:ascii="Avenir Next" w:hAnsi="Avenir Next" w:cs="Avenir Next" w:eastAsia="Avenir Next"/>
                 <w:i/>
                 <w:color w:val="1A1A1A"/>
-                <w:sz w:val="17"/>
+                <w:sz w:val="22"/>
                 <w:szCs w:val="17"/>
               </w:rPr>
               <w:t xml:space="preserve">g</w:t>
@@ -485,7 +488,7 @@
               <w:rPr>
                 <w:rFonts w:ascii="Avenir Next" w:hAnsi="Avenir Next" w:cs="Avenir Next" w:eastAsia="Avenir Next"/>
                 <w:color w:val="1A1A1A"/>
-                <w:sz w:val="17"/>
+                <w:sz w:val="22"/>
                 <w:szCs w:val="17"/>
               </w:rPr>
               <w:t xml:space="preserve"> games.</w:t>
@@ -504,27 +507,27 @@
                 <w:rFonts w:ascii="Avenir Next" w:hAnsi="Avenir Next" w:cs="Avenir Next" w:eastAsia="Avenir Next"/>
                 <w:b/>
                 <w:color w:val="003A70"/>
+                <w:sz w:val="22"/>
+                <w:szCs w:val="17"/>
+              </w:rPr>
+              <w:t xml:space="preserve">Step 1</w:t>
+            </w:r>
+            <w:r>
+              <w:rPr>
+                <w:rFonts w:ascii="Avenir Next" w:hAnsi="Avenir Next" w:cs="Avenir Next" w:eastAsia="Avenir Next"/>
+                <w:color w:val="1A1A1A"/>
                 <w:sz w:val="17"/>
                 <w:szCs w:val="17"/>
               </w:rPr>
-              <w:t xml:space="preserve">Step 1</w:t>
-            </w:r>
-            <w:r>
-              <w:rPr>
-                <w:rFonts w:ascii="Avenir Next" w:hAnsi="Avenir Next" w:cs="Avenir Next" w:eastAsia="Avenir Next"/>
-                <w:color w:val="1A1A1A"/>
-                <w:sz w:val="17"/>
+              <w:tab/>
+            </w:r>
+            <w:r>
+              <w:rPr>
+                <w:rFonts w:ascii="Avenir Next" w:hAnsi="Avenir Next" w:cs="Avenir Next" w:eastAsia="Avenir Next"/>
+                <w:color w:val="1A1A1A"/>
+                <w:sz w:val="22"/>
                 <w:szCs w:val="17"/>
               </w:rPr>
-              <w:tab/>
-            </w:r>
-            <w:r>
-              <w:rPr>
-                <w:rFonts w:ascii="Avenir Next" w:hAnsi="Avenir Next" w:cs="Avenir Next" w:eastAsia="Avenir Next"/>
-                <w:color w:val="1A1A1A"/>
-                <w:sz w:val="17"/>
-                <w:szCs w:val="17"/>
-              </w:rPr>
               <w:t xml:space="preserve">Part that repeats: $5 for each game, 5</w:t>
             </w:r>
             <w:r>
@@ -532,7 +535,7 @@
                 <w:rFonts w:ascii="Avenir Next" w:hAnsi="Avenir Next" w:cs="Avenir Next" w:eastAsia="Avenir Next"/>
                 <w:i/>
                 <w:color w:val="1A1A1A"/>
-                <w:sz w:val="17"/>
+                <w:sz w:val="22"/>
                 <w:szCs w:val="17"/>
               </w:rPr>
               <w:t xml:space="preserve">g</w:t>
@@ -551,25 +554,25 @@
                 <w:rFonts w:ascii="Avenir Next" w:hAnsi="Avenir Next" w:cs="Avenir Next" w:eastAsia="Avenir Next"/>
                 <w:b/>
                 <w:color w:val="003A70"/>
+                <w:sz w:val="22"/>
+                <w:szCs w:val="17"/>
+              </w:rPr>
+              <w:t xml:space="preserve">Step 2</w:t>
+            </w:r>
+            <w:r>
+              <w:rPr>
+                <w:rFonts w:ascii="Avenir Next" w:hAnsi="Avenir Next" w:cs="Avenir Next" w:eastAsia="Avenir Next"/>
+                <w:color w:val="1A1A1A"/>
                 <w:sz w:val="17"/>
                 <w:szCs w:val="17"/>
               </w:rPr>
-              <w:t xml:space="preserve">Step 2</w:t>
-            </w:r>
-            <w:r>
-              <w:rPr>
-                <w:rFonts w:ascii="Avenir Next" w:hAnsi="Avenir Next" w:cs="Avenir Next" w:eastAsia="Avenir Next"/>
-                <w:color w:val="1A1A1A"/>
-                <w:sz w:val="17"/>
-                <w:szCs w:val="17"/>
-              </w:rPr>
               <w:tab/>
             </w:r>
             <w:r>
               <w:rPr>
                 <w:rFonts w:ascii="Avenir Next" w:hAnsi="Avenir Next" w:cs="Avenir Next" w:eastAsia="Avenir Next"/>
                 <w:color w:val="1A1A1A"/>
-                <w:sz w:val="17"/>
+                <w:sz w:val="22"/>
                 <w:szCs w:val="17"/>
               </w:rPr>
               <w:t xml:space="preserve">One-time part: 4</w:t>
@@ -588,44 +591,44 @@
                 <w:rFonts w:ascii="Avenir Next" w:hAnsi="Avenir Next" w:cs="Avenir Next" w:eastAsia="Avenir Next"/>
                 <w:b/>
                 <w:color w:val="003A70"/>
+                <w:sz w:val="22"/>
+                <w:szCs w:val="17"/>
+              </w:rPr>
+              <w:t xml:space="preserve">Step 3</w:t>
+            </w:r>
+            <w:r>
+              <w:rPr>
+                <w:rFonts w:ascii="Avenir Next" w:hAnsi="Avenir Next" w:cs="Avenir Next" w:eastAsia="Avenir Next"/>
+                <w:color w:val="1A1A1A"/>
                 <w:sz w:val="17"/>
                 <w:szCs w:val="17"/>
               </w:rPr>
-              <w:t xml:space="preserve">Step 3</w:t>
-            </w:r>
-            <w:r>
-              <w:rPr>
-                <w:rFonts w:ascii="Avenir Next" w:hAnsi="Avenir Next" w:cs="Avenir Next" w:eastAsia="Avenir Next"/>
-                <w:color w:val="1A1A1A"/>
-                <w:sz w:val="17"/>
+              <w:tab/>
+            </w:r>
+            <w:r>
+              <w:rPr>
+                <w:rFonts w:ascii="Avenir Next" w:hAnsi="Avenir Next" w:cs="Avenir Next" w:eastAsia="Avenir Next"/>
+                <w:color w:val="1A1A1A"/>
+                <w:sz w:val="22"/>
                 <w:szCs w:val="17"/>
               </w:rPr>
-              <w:tab/>
-            </w:r>
-            <w:r>
-              <w:rPr>
-                <w:rFonts w:ascii="Avenir Next" w:hAnsi="Avenir Next" w:cs="Avenir Next" w:eastAsia="Avenir Next"/>
-                <w:color w:val="1A1A1A"/>
-                <w:sz w:val="17"/>
+              <w:t xml:space="preserve">Join them: 5</w:t>
+            </w:r>
+            <w:r>
+              <w:rPr>
+                <w:rFonts w:ascii="Avenir Next" w:hAnsi="Avenir Next" w:cs="Avenir Next" w:eastAsia="Avenir Next"/>
+                <w:i/>
+                <w:color w:val="1A1A1A"/>
+                <w:sz w:val="22"/>
                 <w:szCs w:val="17"/>
               </w:rPr>
-              <w:t xml:space="preserve">Join them: 5</w:t>
-            </w:r>
-            <w:r>
-              <w:rPr>
-                <w:rFonts w:ascii="Avenir Next" w:hAnsi="Avenir Next" w:cs="Avenir Next" w:eastAsia="Avenir Next"/>
-                <w:i/>
-                <w:color w:val="1A1A1A"/>
-                <w:sz w:val="17"/>
-                <w:szCs w:val="17"/>
-              </w:rPr>
               <w:t xml:space="preserve">g</w:t>
             </w:r>
             <w:r>
               <w:rPr>
                 <w:rFonts w:ascii="Avenir Next" w:hAnsi="Avenir Next" w:cs="Avenir Next" w:eastAsia="Avenir Next"/>
                 <w:color w:val="1A1A1A"/>
-                <w:sz w:val="17"/>
+                <w:sz w:val="22"/>
                 <w:szCs w:val="17"/>
               </w:rPr>
               <w:t xml:space="preserve"> + 4</w:t>
@@ -644,39 +647,39 @@
                 <w:rFonts w:ascii="Avenir Next" w:hAnsi="Avenir Next" w:cs="Avenir Next" w:eastAsia="Avenir Next"/>
                 <w:b/>
                 <w:color w:val="1A1A1A"/>
+                <w:sz w:val="22"/>
+                <w:szCs w:val="17"/>
+              </w:rPr>
+              <w:t xml:space="preserve">Answer</w:t>
+            </w:r>
+            <w:r>
+              <w:rPr>
+                <w:rFonts w:ascii="Avenir Next" w:hAnsi="Avenir Next" w:cs="Avenir Next" w:eastAsia="Avenir Next"/>
+                <w:color w:val="1A1A1A"/>
                 <w:sz w:val="17"/>
                 <w:szCs w:val="17"/>
               </w:rPr>
-              <w:t xml:space="preserve">Answer</w:t>
-            </w:r>
-            <w:r>
-              <w:rPr>
-                <w:rFonts w:ascii="Avenir Next" w:hAnsi="Avenir Next" w:cs="Avenir Next" w:eastAsia="Avenir Next"/>
-                <w:color w:val="1A1A1A"/>
-                <w:sz w:val="17"/>
+              <w:tab/>
+            </w:r>
+            <w:r>
+              <w:rPr>
+                <w:rFonts w:ascii="Avenir Next" w:hAnsi="Avenir Next" w:cs="Avenir Next" w:eastAsia="Avenir Next"/>
+                <w:b/>
+                <w:color w:val="1A1A1A"/>
+                <w:sz w:val="22"/>
                 <w:szCs w:val="17"/>
               </w:rPr>
-              <w:tab/>
-            </w:r>
-            <w:r>
-              <w:rPr>
-                <w:rFonts w:ascii="Avenir Next" w:hAnsi="Avenir Next" w:cs="Avenir Next" w:eastAsia="Avenir Next"/>
-                <w:b/>
-                <w:color w:val="1A1A1A"/>
-                <w:sz w:val="17"/>
+              <w:t xml:space="preserve">5</w:t>
+            </w:r>
+            <w:r>
+              <w:rPr>
+                <w:rFonts w:ascii="Avenir Next" w:hAnsi="Avenir Next" w:cs="Avenir Next" w:eastAsia="Avenir Next"/>
+                <w:b/>
+                <w:i/>
+                <w:color w:val="1A1A1A"/>
+                <w:sz w:val="22"/>
                 <w:szCs w:val="17"/>
               </w:rPr>
-              <w:t xml:space="preserve">5</w:t>
-            </w:r>
-            <w:r>
-              <w:rPr>
-                <w:rFonts w:ascii="Avenir Next" w:hAnsi="Avenir Next" w:cs="Avenir Next" w:eastAsia="Avenir Next"/>
-                <w:b/>
-                <w:i/>
-                <w:color w:val="1A1A1A"/>
-                <w:sz w:val="17"/>
-                <w:szCs w:val="17"/>
-              </w:rPr>
               <w:t xml:space="preserve">g</w:t>
             </w:r>
             <w:r>
@@ -684,7 +687,7 @@
                 <w:rFonts w:ascii="Avenir Next" w:hAnsi="Avenir Next" w:cs="Avenir Next" w:eastAsia="Avenir Next"/>
                 <w:b/>
                 <w:color w:val="1A1A1A"/>
-                <w:sz w:val="17"/>
+                <w:sz w:val="22"/>
                 <w:szCs w:val="17"/>
               </w:rPr>
               <w:t xml:space="preserve"> + 4 dollars</w:t>
@@ -695,6 +698,7 @@
     </w:tbl>
     <w:p>
       <w:pPr>
+        <w:pStyle w:val="Heading2"/>
         <w:keepNext/>
         <w:pBdr>
           <w:bottom w:val="single" w:sz="8" w:space="3" w:color="003A70"/>
@@ -710,7 +714,7 @@
           <w:b/>
           <w:color w:val="003A70"/>
           <w:spacing w:val="14"/>
-          <w:sz w:val="19"/>
+          <w:sz w:val="22"/>
           <w:szCs w:val="19"/>
         </w:rPr>
         <w:t xml:space="preserve">PRACTICE</w:t>
@@ -729,7 +733,7 @@
           <w:rFonts w:ascii="Avenir Next" w:hAnsi="Avenir Next" w:cs="Avenir Next" w:eastAsia="Avenir Next"/>
           <w:i/>
           <w:color w:val="5A5F66"/>
-          <w:sz w:val="17"/>
+          <w:sz w:val="22"/>
           <w:szCs w:val="17"/>
         </w:rPr>
         <w:t xml:space="preserve">show your work · label units</w:t>
@@ -749,25 +753,25 @@
           <w:rFonts w:ascii="Avenir Next" w:hAnsi="Avenir Next" w:cs="Avenir Next" w:eastAsia="Avenir Next"/>
           <w:b/>
           <w:color w:val="1A1A1A"/>
+          <w:sz w:val="22"/>
+          <w:szCs w:val="20"/>
+        </w:rPr>
+        <w:t xml:space="preserve">1.</w:t>
+      </w:r>
+      <w:r>
+        <w:rPr>
+          <w:rFonts w:ascii="Avenir Next" w:hAnsi="Avenir Next" w:cs="Avenir Next" w:eastAsia="Avenir Next"/>
+          <w:color w:val="1A1A1A"/>
           <w:sz w:val="20"/>
           <w:szCs w:val="20"/>
         </w:rPr>
-        <w:t xml:space="preserve">1.</w:t>
-      </w:r>
-      <w:r>
-        <w:rPr>
-          <w:rFonts w:ascii="Avenir Next" w:hAnsi="Avenir Next" w:cs="Avenir Next" w:eastAsia="Avenir Next"/>
-          <w:color w:val="1A1A1A"/>
-          <w:sz w:val="20"/>
-          <w:szCs w:val="20"/>
-        </w:rPr>
         <w:tab/>
       </w:r>
       <w:r>
         <w:rPr>
           <w:rFonts w:ascii="Avenir Next" w:hAnsi="Avenir Next" w:cs="Avenir Next" w:eastAsia="Avenir Next"/>
           <w:color w:val="1A1A1A"/>
-          <w:sz w:val="20"/>
+          <w:sz w:val="22"/>
           <w:szCs w:val="20"/>
         </w:rPr>
         <w:t xml:space="preserve">Write an algebraic expression for each phrase.</w:t>
@@ -822,25 +826,25 @@
                 <w:rFonts w:ascii="Avenir Next" w:hAnsi="Avenir Next" w:cs="Avenir Next" w:eastAsia="Avenir Next"/>
                 <w:b/>
                 <w:color w:val="003A70"/>
+                <w:sz w:val="22"/>
+                <w:szCs w:val="20"/>
+              </w:rPr>
+              <w:t xml:space="preserve">a.</w:t>
+            </w:r>
+            <w:r>
+              <w:rPr>
+                <w:rFonts w:ascii="Avenir Next" w:hAnsi="Avenir Next" w:cs="Avenir Next" w:eastAsia="Avenir Next"/>
+                <w:color w:val="1A1A1A"/>
                 <w:sz w:val="20"/>
                 <w:szCs w:val="20"/>
               </w:rPr>
-              <w:t xml:space="preserve">a.</w:t>
-            </w:r>
-            <w:r>
-              <w:rPr>
-                <w:rFonts w:ascii="Avenir Next" w:hAnsi="Avenir Next" w:cs="Avenir Next" w:eastAsia="Avenir Next"/>
-                <w:color w:val="1A1A1A"/>
-                <w:sz w:val="20"/>
-                <w:szCs w:val="20"/>
-              </w:rPr>
               <w:tab/>
             </w:r>
             <w:r>
               <w:rPr>
                 <w:rFonts w:ascii="Avenir Next" w:hAnsi="Avenir Next" w:cs="Avenir Next" w:eastAsia="Avenir Next"/>
                 <w:color w:val="1A1A1A"/>
-                <w:sz w:val="20"/>
+                <w:sz w:val="22"/>
                 <w:szCs w:val="20"/>
               </w:rPr>
               <w:t xml:space="preserve">a number </w:t>
@@ -850,7 +854,7 @@
                 <w:rFonts w:ascii="Avenir Next" w:hAnsi="Avenir Next" w:cs="Avenir Next" w:eastAsia="Avenir Next"/>
                 <w:i/>
                 <w:color w:val="1A1A1A"/>
-                <w:sz w:val="20"/>
+                <w:sz w:val="22"/>
                 <w:szCs w:val="20"/>
               </w:rPr>
               <w:t xml:space="preserve">n</w:t>
@@ -859,7 +863,7 @@
               <w:rPr>
                 <w:rFonts w:ascii="Avenir Next" w:hAnsi="Avenir Next" w:cs="Avenir Next" w:eastAsia="Avenir Next"/>
                 <w:color w:val="1A1A1A"/>
-                <w:sz w:val="20"/>
+                <w:sz w:val="22"/>
                 <w:szCs w:val="20"/>
               </w:rPr>
               <w:t xml:space="preserve"> increased by 9</w:t>
@@ -903,25 +907,25 @@
                 <w:rFonts w:ascii="Avenir Next" w:hAnsi="Avenir Next" w:cs="Avenir Next" w:eastAsia="Avenir Next"/>
                 <w:b/>
                 <w:color w:val="003A70"/>
+                <w:sz w:val="22"/>
+                <w:szCs w:val="20"/>
+              </w:rPr>
+              <w:t xml:space="preserve">b.</w:t>
+            </w:r>
+            <w:r>
+              <w:rPr>
+                <w:rFonts w:ascii="Avenir Next" w:hAnsi="Avenir Next" w:cs="Avenir Next" w:eastAsia="Avenir Next"/>
+                <w:color w:val="1A1A1A"/>
                 <w:sz w:val="20"/>
                 <w:szCs w:val="20"/>
               </w:rPr>
-              <w:t xml:space="preserve">b.</w:t>
-            </w:r>
-            <w:r>
-              <w:rPr>
-                <w:rFonts w:ascii="Avenir Next" w:hAnsi="Avenir Next" w:cs="Avenir Next" w:eastAsia="Avenir Next"/>
-                <w:color w:val="1A1A1A"/>
-                <w:sz w:val="20"/>
-                <w:szCs w:val="20"/>
-              </w:rPr>
               <w:tab/>
             </w:r>
             <w:r>
               <w:rPr>
                 <w:rFonts w:ascii="Avenir Next" w:hAnsi="Avenir Next" w:cs="Avenir Next" w:eastAsia="Avenir Next"/>
                 <w:color w:val="1A1A1A"/>
-                <w:sz w:val="20"/>
+                <w:sz w:val="22"/>
                 <w:szCs w:val="20"/>
               </w:rPr>
               <w:t xml:space="preserve">8 less than </w:t>
@@ -931,7 +935,7 @@
                 <w:rFonts w:ascii="Avenir Next" w:hAnsi="Avenir Next" w:cs="Avenir Next" w:eastAsia="Avenir Next"/>
                 <w:i/>
                 <w:color w:val="1A1A1A"/>
-                <w:sz w:val="20"/>
+                <w:sz w:val="22"/>
                 <w:szCs w:val="20"/>
               </w:rPr>
               <w:t xml:space="preserve">y</w:t>
@@ -981,25 +985,25 @@
                 <w:rFonts w:ascii="Avenir Next" w:hAnsi="Avenir Next" w:cs="Avenir Next" w:eastAsia="Avenir Next"/>
                 <w:b/>
                 <w:color w:val="003A70"/>
+                <w:sz w:val="22"/>
+                <w:szCs w:val="20"/>
+              </w:rPr>
+              <w:t xml:space="preserve">c.</w:t>
+            </w:r>
+            <w:r>
+              <w:rPr>
+                <w:rFonts w:ascii="Avenir Next" w:hAnsi="Avenir Next" w:cs="Avenir Next" w:eastAsia="Avenir Next"/>
+                <w:color w:val="1A1A1A"/>
                 <w:sz w:val="20"/>
                 <w:szCs w:val="20"/>
               </w:rPr>
-              <w:t xml:space="preserve">c.</w:t>
-            </w:r>
-            <w:r>
-              <w:rPr>
-                <w:rFonts w:ascii="Avenir Next" w:hAnsi="Avenir Next" w:cs="Avenir Next" w:eastAsia="Avenir Next"/>
-                <w:color w:val="1A1A1A"/>
-                <w:sz w:val="20"/>
-                <w:szCs w:val="20"/>
-              </w:rPr>
               <w:tab/>
             </w:r>
             <w:r>
               <w:rPr>
                 <w:rFonts w:ascii="Avenir Next" w:hAnsi="Avenir Next" w:cs="Avenir Next" w:eastAsia="Avenir Next"/>
                 <w:color w:val="1A1A1A"/>
-                <w:sz w:val="20"/>
+                <w:sz w:val="22"/>
                 <w:szCs w:val="20"/>
               </w:rPr>
               <w:t xml:space="preserve">the product of 6 and </w:t>
@@ -1009,7 +1013,7 @@
                 <w:rFonts w:ascii="Avenir Next" w:hAnsi="Avenir Next" w:cs="Avenir Next" w:eastAsia="Avenir Next"/>
                 <w:i/>
                 <w:color w:val="1A1A1A"/>
-                <w:sz w:val="20"/>
+                <w:sz w:val="22"/>
                 <w:szCs w:val="20"/>
               </w:rPr>
               <w:t xml:space="preserve">k</w:t>
@@ -1053,18 +1057,18 @@
                 <w:rFonts w:ascii="Avenir Next" w:hAnsi="Avenir Next" w:cs="Avenir Next" w:eastAsia="Avenir Next"/>
                 <w:b/>
                 <w:color w:val="003A70"/>
+                <w:sz w:val="22"/>
+                <w:szCs w:val="20"/>
+              </w:rPr>
+              <w:t xml:space="preserve">d.</w:t>
+            </w:r>
+            <w:r>
+              <w:rPr>
+                <w:rFonts w:ascii="Avenir Next" w:hAnsi="Avenir Next" w:cs="Avenir Next" w:eastAsia="Avenir Next"/>
+                <w:color w:val="1A1A1A"/>
                 <w:sz w:val="20"/>
                 <w:szCs w:val="20"/>
               </w:rPr>
-              <w:t xml:space="preserve">d.</w:t>
-            </w:r>
-            <w:r>
-              <w:rPr>
-                <w:rFonts w:ascii="Avenir Next" w:hAnsi="Avenir Next" w:cs="Avenir Next" w:eastAsia="Avenir Next"/>
-                <w:color w:val="1A1A1A"/>
-                <w:sz w:val="20"/>
-                <w:szCs w:val="20"/>
-              </w:rPr>
               <w:tab/>
             </w:r>
             <w:r>
@@ -1072,7 +1076,7 @@
                 <w:rFonts w:ascii="Avenir Next" w:hAnsi="Avenir Next" w:cs="Avenir Next" w:eastAsia="Avenir Next"/>
                 <w:i/>
                 <w:color w:val="1A1A1A"/>
-                <w:sz w:val="20"/>
+                <w:sz w:val="22"/>
                 <w:szCs w:val="20"/>
               </w:rPr>
               <w:t xml:space="preserve">m</w:t>
@@ -1081,7 +1085,7 @@
               <w:rPr>
                 <w:rFonts w:ascii="Avenir Next" w:hAnsi="Avenir Next" w:cs="Avenir Next" w:eastAsia="Avenir Next"/>
                 <w:color w:val="1A1A1A"/>
-                <w:sz w:val="20"/>
+                <w:sz w:val="22"/>
                 <w:szCs w:val="20"/>
               </w:rPr>
               <w:t xml:space="preserve"> divided by 5</w:t>
@@ -1131,25 +1135,25 @@
                 <w:rFonts w:ascii="Avenir Next" w:hAnsi="Avenir Next" w:cs="Avenir Next" w:eastAsia="Avenir Next"/>
                 <w:b/>
                 <w:color w:val="003A70"/>
+                <w:sz w:val="22"/>
+                <w:szCs w:val="20"/>
+              </w:rPr>
+              <w:t xml:space="preserve">e.</w:t>
+            </w:r>
+            <w:r>
+              <w:rPr>
+                <w:rFonts w:ascii="Avenir Next" w:hAnsi="Avenir Next" w:cs="Avenir Next" w:eastAsia="Avenir Next"/>
+                <w:color w:val="1A1A1A"/>
                 <w:sz w:val="20"/>
                 <w:szCs w:val="20"/>
               </w:rPr>
-              <w:t xml:space="preserve">e.</w:t>
-            </w:r>
-            <w:r>
-              <w:rPr>
-                <w:rFonts w:ascii="Avenir Next" w:hAnsi="Avenir Next" w:cs="Avenir Next" w:eastAsia="Avenir Next"/>
-                <w:color w:val="1A1A1A"/>
-                <w:sz w:val="20"/>
-                <w:szCs w:val="20"/>
-              </w:rPr>
               <w:tab/>
             </w:r>
             <w:r>
               <w:rPr>
                 <w:rFonts w:ascii="Avenir Next" w:hAnsi="Avenir Next" w:cs="Avenir Next" w:eastAsia="Avenir Next"/>
                 <w:color w:val="1A1A1A"/>
-                <w:sz w:val="20"/>
+                <w:sz w:val="22"/>
                 <w:szCs w:val="20"/>
               </w:rPr>
               <w:t xml:space="preserve">3 more than twice </w:t>
@@ -1159,7 +1163,7 @@
                 <w:rFonts w:ascii="Avenir Next" w:hAnsi="Avenir Next" w:cs="Avenir Next" w:eastAsia="Avenir Next"/>
                 <w:i/>
                 <w:color w:val="1A1A1A"/>
-                <w:sz w:val="20"/>
+                <w:sz w:val="22"/>
                 <w:szCs w:val="20"/>
               </w:rPr>
               <w:t xml:space="preserve">x</w:t>
@@ -1203,25 +1207,25 @@
                 <w:rFonts w:ascii="Avenir Next" w:hAnsi="Avenir Next" w:cs="Avenir Next" w:eastAsia="Avenir Next"/>
                 <w:b/>
                 <w:color w:val="003A70"/>
+                <w:sz w:val="22"/>
+                <w:szCs w:val="20"/>
+              </w:rPr>
+              <w:t xml:space="preserve">f.</w:t>
+            </w:r>
+            <w:r>
+              <w:rPr>
+                <w:rFonts w:ascii="Avenir Next" w:hAnsi="Avenir Next" w:cs="Avenir Next" w:eastAsia="Avenir Next"/>
+                <w:color w:val="1A1A1A"/>
                 <w:sz w:val="20"/>
                 <w:szCs w:val="20"/>
               </w:rPr>
-              <w:t xml:space="preserve">f.</w:t>
-            </w:r>
-            <w:r>
-              <w:rPr>
-                <w:rFonts w:ascii="Avenir Next" w:hAnsi="Avenir Next" w:cs="Avenir Next" w:eastAsia="Avenir Next"/>
-                <w:color w:val="1A1A1A"/>
-                <w:sz w:val="20"/>
-                <w:szCs w:val="20"/>
-              </w:rPr>
               <w:tab/>
             </w:r>
             <w:r>
               <w:rPr>
                 <w:rFonts w:ascii="Avenir Next" w:hAnsi="Avenir Next" w:cs="Avenir Next" w:eastAsia="Avenir Next"/>
                 <w:color w:val="1A1A1A"/>
-                <w:sz w:val="20"/>
+                <w:sz w:val="22"/>
                 <w:szCs w:val="20"/>
               </w:rPr>
               <w:t xml:space="preserve">7 times the sum of </w:t>
@@ -1231,7 +1235,7 @@
                 <w:rFonts w:ascii="Avenir Next" w:hAnsi="Avenir Next" w:cs="Avenir Next" w:eastAsia="Avenir Next"/>
                 <w:i/>
                 <w:color w:val="1A1A1A"/>
-                <w:sz w:val="20"/>
+                <w:sz w:val="22"/>
                 <w:szCs w:val="20"/>
               </w:rPr>
               <w:t xml:space="preserve">a</w:t>
@@ -1240,7 +1244,7 @@
               <w:rPr>
                 <w:rFonts w:ascii="Avenir Next" w:hAnsi="Avenir Next" w:cs="Avenir Next" w:eastAsia="Avenir Next"/>
                 <w:color w:val="1A1A1A"/>
-                <w:sz w:val="20"/>
+                <w:sz w:val="22"/>
                 <w:szCs w:val="20"/>
               </w:rPr>
               <w:t xml:space="preserve"> and 2</w:t>
@@ -1287,18 +1291,18 @@
           <w:rFonts w:ascii="Avenir Next" w:hAnsi="Avenir Next" w:cs="Avenir Next" w:eastAsia="Avenir Next"/>
           <w:b/>
           <w:color w:val="1A1A1A"/>
+          <w:sz w:val="22"/>
+          <w:szCs w:val="20"/>
+        </w:rPr>
+        <w:t xml:space="preserve">2.</w:t>
+      </w:r>
+      <w:r>
+        <w:rPr>
+          <w:rFonts w:ascii="Avenir Next" w:hAnsi="Avenir Next" w:cs="Avenir Next" w:eastAsia="Avenir Next"/>
+          <w:color w:val="1A1A1A"/>
           <w:sz w:val="20"/>
           <w:szCs w:val="20"/>
         </w:rPr>
-        <w:t xml:space="preserve">2.</w:t>
-      </w:r>
-      <w:r>
-        <w:rPr>
-          <w:rFonts w:ascii="Avenir Next" w:hAnsi="Avenir Next" w:cs="Avenir Next" w:eastAsia="Avenir Next"/>
-          <w:color w:val="1A1A1A"/>
-          <w:sz w:val="20"/>
-          <w:szCs w:val="20"/>
-        </w:rPr>
         <w:tab/>
       </w:r>
       <w:r>
@@ -1306,7 +1310,7 @@
           <w:rFonts w:ascii="Avenir Next" w:hAnsi="Avenir Next" w:cs="Avenir Next" w:eastAsia="Avenir Next"/>
           <w:b/>
           <w:color w:val="1A1A1A"/>
-          <w:sz w:val="20"/>
+          <w:sz w:val="22"/>
           <w:szCs w:val="20"/>
         </w:rPr>
         <w:t xml:space="preserve">Music Lessons.  </w:t>
@@ -1315,7 +1319,7 @@
         <w:rPr>
           <w:rFonts w:ascii="Avenir Next" w:hAnsi="Avenir Next" w:cs="Avenir Next" w:eastAsia="Avenir Next"/>
           <w:color w:val="1A1A1A"/>
-          <w:sz w:val="20"/>
+          <w:sz w:val="22"/>
           <w:szCs w:val="20"/>
         </w:rPr>
         <w:t xml:space="preserve">Guitar lessons cost $15 per lesson plus $20 for a book. Let </w:t>
@@ -1325,7 +1329,7 @@
           <w:rFonts w:ascii="Avenir Next" w:hAnsi="Avenir Next" w:cs="Avenir Next" w:eastAsia="Avenir Next"/>
           <w:i/>
           <w:color w:val="1A1A1A"/>
-          <w:sz w:val="20"/>
+          <w:sz w:val="22"/>
           <w:szCs w:val="20"/>
         </w:rPr>
         <w:t xml:space="preserve">L</w:t>
@@ -1334,7 +1338,7 @@
         <w:rPr>
           <w:rFonts w:ascii="Avenir Next" w:hAnsi="Avenir Next" w:cs="Avenir Next" w:eastAsia="Avenir Next"/>
           <w:color w:val="1A1A1A"/>
-          <w:sz w:val="20"/>
+          <w:sz w:val="22"/>
           <w:szCs w:val="20"/>
         </w:rPr>
         <w:t xml:space="preserve"> be the number of lessons. Write an expression for the total cost.</w:t>
@@ -1353,7 +1357,7 @@
           <w:rFonts w:ascii="Avenir Next" w:hAnsi="Avenir Next" w:cs="Avenir Next" w:eastAsia="Avenir Next"/>
           <w:b/>
           <w:color w:val="1A1A1A"/>
-          <w:sz w:val="18"/>
+          <w:sz w:val="22"/>
           <w:szCs w:val="18"/>
         </w:rPr>
         <w:t xml:space="preserve">Expression</w:t>
@@ -1387,25 +1391,25 @@
           <w:rFonts w:ascii="Avenir Next" w:hAnsi="Avenir Next" w:cs="Avenir Next" w:eastAsia="Avenir Next"/>
           <w:b/>
           <w:color w:val="1A1A1A"/>
+          <w:sz w:val="22"/>
+          <w:szCs w:val="20"/>
+        </w:rPr>
+        <w:t xml:space="preserve">3.</w:t>
+      </w:r>
+      <w:r>
+        <w:rPr>
+          <w:rFonts w:ascii="Avenir Next" w:hAnsi="Avenir Next" w:cs="Avenir Next" w:eastAsia="Avenir Next"/>
+          <w:color w:val="1A1A1A"/>
           <w:sz w:val="20"/>
           <w:szCs w:val="20"/>
         </w:rPr>
-        <w:t xml:space="preserve">3.</w:t>
-      </w:r>
-      <w:r>
-        <w:rPr>
-          <w:rFonts w:ascii="Avenir Next" w:hAnsi="Avenir Next" w:cs="Avenir Next" w:eastAsia="Avenir Next"/>
-          <w:color w:val="1A1A1A"/>
-          <w:sz w:val="20"/>
-          <w:szCs w:val="20"/>
-        </w:rPr>
         <w:tab/>
       </w:r>
       <w:r>
         <w:rPr>
           <w:rFonts w:ascii="Avenir Next" w:hAnsi="Avenir Next" w:cs="Avenir Next" w:eastAsia="Avenir Next"/>
           <w:color w:val="1A1A1A"/>
-          <w:sz w:val="20"/>
+          <w:sz w:val="22"/>
           <w:szCs w:val="20"/>
         </w:rPr>
         <w:t xml:space="preserve">Write an expression for each situation.</w:t>
@@ -1460,25 +1464,25 @@
                 <w:rFonts w:ascii="Avenir Next" w:hAnsi="Avenir Next" w:cs="Avenir Next" w:eastAsia="Avenir Next"/>
                 <w:b/>
                 <w:color w:val="003A70"/>
+                <w:sz w:val="22"/>
+                <w:szCs w:val="20"/>
+              </w:rPr>
+              <w:t xml:space="preserve">a.</w:t>
+            </w:r>
+            <w:r>
+              <w:rPr>
+                <w:rFonts w:ascii="Avenir Next" w:hAnsi="Avenir Next" w:cs="Avenir Next" w:eastAsia="Avenir Next"/>
+                <w:color w:val="1A1A1A"/>
                 <w:sz w:val="20"/>
                 <w:szCs w:val="20"/>
               </w:rPr>
-              <w:t xml:space="preserve">a.</w:t>
-            </w:r>
-            <w:r>
-              <w:rPr>
-                <w:rFonts w:ascii="Avenir Next" w:hAnsi="Avenir Next" w:cs="Avenir Next" w:eastAsia="Avenir Next"/>
-                <w:color w:val="1A1A1A"/>
-                <w:sz w:val="20"/>
-                <w:szCs w:val="20"/>
-              </w:rPr>
               <w:tab/>
             </w:r>
             <w:r>
               <w:rPr>
                 <w:rFonts w:ascii="Avenir Next" w:hAnsi="Avenir Next" w:cs="Avenir Next" w:eastAsia="Avenir Next"/>
                 <w:color w:val="1A1A1A"/>
-                <w:sz w:val="20"/>
+                <w:sz w:val="22"/>
                 <w:szCs w:val="20"/>
               </w:rPr>
               <w:t xml:space="preserve">4 friends share </w:t>
@@ -1488,7 +1492,7 @@
                 <w:rFonts w:ascii="Avenir Next" w:hAnsi="Avenir Next" w:cs="Avenir Next" w:eastAsia="Avenir Next"/>
                 <w:i/>
                 <w:color w:val="1A1A1A"/>
-                <w:sz w:val="20"/>
+                <w:sz w:val="22"/>
                 <w:szCs w:val="20"/>
               </w:rPr>
               <w:t xml:space="preserve">p</w:t>
@@ -1497,7 +1501,7 @@
               <w:rPr>
                 <w:rFonts w:ascii="Avenir Next" w:hAnsi="Avenir Next" w:cs="Avenir Next" w:eastAsia="Avenir Next"/>
                 <w:color w:val="1A1A1A"/>
-                <w:sz w:val="20"/>
+                <w:sz w:val="22"/>
                 <w:szCs w:val="20"/>
               </w:rPr>
               <w:t xml:space="preserve"> pretzels equally. Pretzels each friend gets:</w:t>
@@ -1541,25 +1545,25 @@
                 <w:rFonts w:ascii="Avenir Next" w:hAnsi="Avenir Next" w:cs="Avenir Next" w:eastAsia="Avenir Next"/>
                 <w:b/>
                 <w:color w:val="003A70"/>
+                <w:sz w:val="22"/>
+                <w:szCs w:val="20"/>
+              </w:rPr>
+              <w:t xml:space="preserve">b.</w:t>
+            </w:r>
+            <w:r>
+              <w:rPr>
+                <w:rFonts w:ascii="Avenir Next" w:hAnsi="Avenir Next" w:cs="Avenir Next" w:eastAsia="Avenir Next"/>
+                <w:color w:val="1A1A1A"/>
                 <w:sz w:val="20"/>
                 <w:szCs w:val="20"/>
               </w:rPr>
-              <w:t xml:space="preserve">b.</w:t>
-            </w:r>
-            <w:r>
-              <w:rPr>
-                <w:rFonts w:ascii="Avenir Next" w:hAnsi="Avenir Next" w:cs="Avenir Next" w:eastAsia="Avenir Next"/>
-                <w:color w:val="1A1A1A"/>
-                <w:sz w:val="20"/>
-                <w:szCs w:val="20"/>
-              </w:rPr>
               <w:tab/>
             </w:r>
             <w:r>
               <w:rPr>
                 <w:rFonts w:ascii="Avenir Next" w:hAnsi="Avenir Next" w:cs="Avenir Next" w:eastAsia="Avenir Next"/>
                 <w:color w:val="1A1A1A"/>
-                <w:sz w:val="20"/>
+                <w:sz w:val="22"/>
                 <w:szCs w:val="20"/>
               </w:rPr>
               <w:t xml:space="preserve">Tyrell had 50 stickers and gave away </w:t>
@@ -1569,7 +1573,7 @@
                 <w:rFonts w:ascii="Avenir Next" w:hAnsi="Avenir Next" w:cs="Avenir Next" w:eastAsia="Avenir Next"/>
                 <w:i/>
                 <w:color w:val="1A1A1A"/>
-                <w:sz w:val="20"/>
+                <w:sz w:val="22"/>
                 <w:szCs w:val="20"/>
               </w:rPr>
               <w:t xml:space="preserve">s</w:t>
@@ -1578,7 +1582,7 @@
               <w:rPr>
                 <w:rFonts w:ascii="Avenir Next" w:hAnsi="Avenir Next" w:cs="Avenir Next" w:eastAsia="Avenir Next"/>
                 <w:color w:val="1A1A1A"/>
-                <w:sz w:val="20"/>
+                <w:sz w:val="22"/>
                 <w:szCs w:val="20"/>
               </w:rPr>
               <w:t xml:space="preserve">. Stickers left:</w:t>
@@ -1625,18 +1629,18 @@
           <w:rFonts w:ascii="Avenir Next" w:hAnsi="Avenir Next" w:cs="Avenir Next" w:eastAsia="Avenir Next"/>
           <w:b/>
           <w:color w:val="1A1A1A"/>
+          <w:sz w:val="22"/>
+          <w:szCs w:val="20"/>
+        </w:rPr>
+        <w:t xml:space="preserve">4.</w:t>
+      </w:r>
+      <w:r>
+        <w:rPr>
+          <w:rFonts w:ascii="Avenir Next" w:hAnsi="Avenir Next" w:cs="Avenir Next" w:eastAsia="Avenir Next"/>
+          <w:color w:val="1A1A1A"/>
           <w:sz w:val="20"/>
           <w:szCs w:val="20"/>
         </w:rPr>
-        <w:t xml:space="preserve">4.</w:t>
-      </w:r>
-      <w:r>
-        <w:rPr>
-          <w:rFonts w:ascii="Avenir Next" w:hAnsi="Avenir Next" w:cs="Avenir Next" w:eastAsia="Avenir Next"/>
-          <w:color w:val="1A1A1A"/>
-          <w:sz w:val="20"/>
-          <w:szCs w:val="20"/>
-        </w:rPr>
         <w:tab/>
       </w:r>
       <w:r>
@@ -1644,7 +1648,7 @@
           <w:rFonts w:ascii="Avenir Next" w:hAnsi="Avenir Next" w:cs="Avenir Next" w:eastAsia="Avenir Next"/>
           <w:b/>
           <w:color w:val="1A1A1A"/>
-          <w:sz w:val="20"/>
+          <w:sz w:val="22"/>
           <w:szCs w:val="20"/>
         </w:rPr>
         <w:t xml:space="preserve">Pizza Party.  </w:t>
@@ -1653,7 +1657,7 @@
         <w:rPr>
           <w:rFonts w:ascii="Avenir Next" w:hAnsi="Avenir Next" w:cs="Avenir Next" w:eastAsia="Avenir Next"/>
           <w:color w:val="1A1A1A"/>
-          <w:sz w:val="20"/>
+          <w:sz w:val="22"/>
           <w:szCs w:val="20"/>
         </w:rPr>
         <w:t xml:space="preserve">Each pizza costs $11. The class orders </w:t>
@@ -1663,7 +1667,7 @@
           <w:rFonts w:ascii="Avenir Next" w:hAnsi="Avenir Next" w:cs="Avenir Next" w:eastAsia="Avenir Next"/>
           <w:i/>
           <w:color w:val="1A1A1A"/>
-          <w:sz w:val="20"/>
+          <w:sz w:val="22"/>
           <w:szCs w:val="20"/>
         </w:rPr>
         <w:t xml:space="preserve">p</w:t>
@@ -1672,7 +1676,7 @@
         <w:rPr>
           <w:rFonts w:ascii="Avenir Next" w:hAnsi="Avenir Next" w:cs="Avenir Next" w:eastAsia="Avenir Next"/>
           <w:color w:val="1A1A1A"/>
-          <w:sz w:val="20"/>
+          <w:sz w:val="22"/>
           <w:szCs w:val="20"/>
         </w:rPr>
         <w:t xml:space="preserve"> pizzas and pays a $5 delivery fee. Write an expression for the total cost. Then find the cost of 4 pizzas.</w:t>
@@ -1749,7 +1753,7 @@
           <w:rFonts w:ascii="Avenir Next" w:hAnsi="Avenir Next" w:cs="Avenir Next" w:eastAsia="Avenir Next"/>
           <w:b/>
           <w:color w:val="1A1A1A"/>
-          <w:sz w:val="18"/>
+          <w:sz w:val="22"/>
           <w:szCs w:val="18"/>
         </w:rPr>
         <w:t xml:space="preserve">Expression and cost</w:t>
@@ -1783,18 +1787,18 @@
           <w:rFonts w:ascii="Avenir Next" w:hAnsi="Avenir Next" w:cs="Avenir Next" w:eastAsia="Avenir Next"/>
           <w:b/>
           <w:color w:val="1A1A1A"/>
+          <w:sz w:val="22"/>
+          <w:szCs w:val="20"/>
+        </w:rPr>
+        <w:t xml:space="preserve">5.</w:t>
+      </w:r>
+      <w:r>
+        <w:rPr>
+          <w:rFonts w:ascii="Avenir Next" w:hAnsi="Avenir Next" w:cs="Avenir Next" w:eastAsia="Avenir Next"/>
+          <w:color w:val="1A1A1A"/>
           <w:sz w:val="20"/>
           <w:szCs w:val="20"/>
         </w:rPr>
-        <w:t xml:space="preserve">5.</w:t>
-      </w:r>
-      <w:r>
-        <w:rPr>
-          <w:rFonts w:ascii="Avenir Next" w:hAnsi="Avenir Next" w:cs="Avenir Next" w:eastAsia="Avenir Next"/>
-          <w:color w:val="1A1A1A"/>
-          <w:sz w:val="20"/>
-          <w:szCs w:val="20"/>
-        </w:rPr>
         <w:tab/>
       </w:r>
       <w:r>
@@ -1802,7 +1806,7 @@
           <w:rFonts w:ascii="Avenir Next" w:hAnsi="Avenir Next" w:cs="Avenir Next" w:eastAsia="Avenir Next"/>
           <w:b/>
           <w:color w:val="1A1A1A"/>
-          <w:sz w:val="20"/>
+          <w:sz w:val="22"/>
           <w:szCs w:val="20"/>
         </w:rPr>
         <w:t xml:space="preserve">Find the Error.  </w:t>
@@ -1811,7 +1815,7 @@
         <w:rPr>
           <w:rFonts w:ascii="Avenir Next" w:hAnsi="Avenir Next" w:cs="Avenir Next" w:eastAsia="Avenir Next"/>
           <w:color w:val="1A1A1A"/>
-          <w:sz w:val="20"/>
+          <w:sz w:val="22"/>
           <w:szCs w:val="20"/>
         </w:rPr>
         <w:t xml:space="preserve">Tickets cost $7 each, plus one $3 fee. Dmitri wrote 7 + 3</w:t>
@@ -1821,7 +1825,7 @@
           <w:rFonts w:ascii="Avenir Next" w:hAnsi="Avenir Next" w:cs="Avenir Next" w:eastAsia="Avenir Next"/>
           <w:i/>
           <w:color w:val="1A1A1A"/>
-          <w:sz w:val="20"/>
+          <w:sz w:val="22"/>
           <w:szCs w:val="20"/>
         </w:rPr>
         <w:t xml:space="preserve">n</w:t>
@@ -1830,7 +1834,7 @@
         <w:rPr>
           <w:rFonts w:ascii="Avenir Next" w:hAnsi="Avenir Next" w:cs="Avenir Next" w:eastAsia="Avenir Next"/>
           <w:color w:val="1A1A1A"/>
-          <w:sz w:val="20"/>
+          <w:sz w:val="22"/>
           <w:szCs w:val="20"/>
         </w:rPr>
         <w:t xml:space="preserve"> for the cost of </w:t>
@@ -1840,7 +1844,7 @@
           <w:rFonts w:ascii="Avenir Next" w:hAnsi="Avenir Next" w:cs="Avenir Next" w:eastAsia="Avenir Next"/>
           <w:i/>
           <w:color w:val="1A1A1A"/>
-          <w:sz w:val="20"/>
+          <w:sz w:val="22"/>
           <w:szCs w:val="20"/>
         </w:rPr>
         <w:t xml:space="preserve">n</w:t>
@@ -1849,7 +1853,7 @@
         <w:rPr>
           <w:rFonts w:ascii="Avenir Next" w:hAnsi="Avenir Next" w:cs="Avenir Next" w:eastAsia="Avenir Next"/>
           <w:color w:val="1A1A1A"/>
-          <w:sz w:val="20"/>
+          <w:sz w:val="22"/>
           <w:szCs w:val="20"/>
         </w:rPr>
         <w:t xml:space="preserve"> tickets. Explain his mistake. Write the correct expression.</w:t>
@@ -1990,6 +1994,7 @@
           </w:tcPr>
           <w:p>
             <w:pPr>
+              <w:pStyle w:val="Heading2"/>
               <w:spacing w:before="0" w:after="0" w:line="240" w:lineRule="auto"/>
             </w:pPr>
             <w:r>
@@ -2027,7 +2032,7 @@
               <w:rPr>
                 <w:rFonts w:ascii="Avenir Next" w:hAnsi="Avenir Next" w:cs="Avenir Next" w:eastAsia="Avenir Next"/>
                 <w:color w:val="1A1A1A"/>
-                <w:sz w:val="17"/>
+                <w:sz w:val="22"/>
                 <w:szCs w:val="17"/>
               </w:rPr>
               <w:t xml:space="preserve">  I can do this on my own</w:t>
@@ -2056,7 +2061,7 @@
               <w:rPr>
                 <w:rFonts w:ascii="Avenir Next" w:hAnsi="Avenir Next" w:cs="Avenir Next" w:eastAsia="Avenir Next"/>
                 <w:color w:val="1A1A1A"/>
-                <w:sz w:val="17"/>
+                <w:sz w:val="22"/>
                 <w:szCs w:val="17"/>
               </w:rPr>
               <w:t xml:space="preserve">  I need a little help</w:t>
@@ -2085,7 +2090,7 @@
               <w:rPr>
                 <w:rFonts w:ascii="Avenir Next" w:hAnsi="Avenir Next" w:cs="Avenir Next" w:eastAsia="Avenir Next"/>
                 <w:color w:val="1A1A1A"/>
-                <w:sz w:val="17"/>
+                <w:sz w:val="22"/>
                 <w:szCs w:val="17"/>
               </w:rPr>
               <w:t xml:space="preserve">  I have a question about #</w:t>
@@ -2123,7 +2128,7 @@
         <w:rPr>
           <w:rFonts w:ascii="Avenir Next" w:hAnsi="Avenir Next" w:cs="Avenir Next" w:eastAsia="Avenir Next"/>
           <w:color w:val="5A5F66"/>
-          <w:sz w:val="17"/>
+          <w:sz w:val="22"/>
           <w:szCs w:val="17"/>
         </w:rPr>
         <w:t xml:space="preserve">Tell someone at home what the variable, coefficient, and constant mean in 15</w:t>
@@ -2133,7 +2138,7 @@
           <w:rFonts w:ascii="Avenir Next" w:hAnsi="Avenir Next" w:cs="Avenir Next" w:eastAsia="Avenir Next"/>
           <w:i/>
           <w:color w:val="5A5F66"/>
-          <w:sz w:val="17"/>
+          <w:sz w:val="22"/>
           <w:szCs w:val="17"/>
         </w:rPr>
         <w:t xml:space="preserve">L</w:t>
@@ -2142,7 +2147,7 @@
         <w:rPr>
           <w:rFonts w:ascii="Avenir Next" w:hAnsi="Avenir Next" w:cs="Avenir Next" w:eastAsia="Avenir Next"/>
           <w:color w:val="5A5F66"/>
-          <w:sz w:val="17"/>
+          <w:sz w:val="22"/>
           <w:szCs w:val="17"/>
         </w:rPr>
         <w:t xml:space="preserve"> + 20.</w:t>
@@ -2162,10 +2167,28 @@
         <w:rPr>
           <w:rFonts w:ascii="Avenir Next" w:hAnsi="Avenir Next" w:cs="Avenir Next" w:eastAsia="Avenir Next"/>
           <w:color w:val="1A1A1A"/>
+          <w:sz w:val="22"/>
+          <w:szCs w:val="20"/>
+        </w:rPr>
+        <w:t xml:space="preserve">Name</w:t>
+      </w:r>
+      <w:r>
+        <w:rPr>
+          <w:rFonts w:ascii="Avenir Next" w:hAnsi="Avenir Next" w:cs="Avenir Next" w:eastAsia="Avenir Next"/>
+          <w:color w:val="1A1A1A"/>
           <w:sz w:val="20"/>
           <w:szCs w:val="20"/>
         </w:rPr>
-        <w:t xml:space="preserve">Name</w:t>
+        <w:tab/>
+      </w:r>
+      <w:r>
+        <w:rPr>
+          <w:rFonts w:ascii="Avenir Next" w:hAnsi="Avenir Next" w:cs="Avenir Next" w:eastAsia="Avenir Next"/>
+          <w:color w:val="1A1A1A"/>
+          <w:sz w:val="22"/>
+          <w:szCs w:val="20"/>
+        </w:rPr>
+        <w:t xml:space="preserve">   Date</w:t>
       </w:r>
       <w:r>
         <w:rPr>
@@ -2180,25 +2203,7 @@
         <w:rPr>
           <w:rFonts w:ascii="Avenir Next" w:hAnsi="Avenir Next" w:cs="Avenir Next" w:eastAsia="Avenir Next"/>
           <w:color w:val="1A1A1A"/>
-          <w:sz w:val="20"/>
-          <w:szCs w:val="20"/>
-        </w:rPr>
-        <w:t xml:space="preserve">   Date</w:t>
-      </w:r>
-      <w:r>
-        <w:rPr>
-          <w:rFonts w:ascii="Avenir Next" w:hAnsi="Avenir Next" w:cs="Avenir Next" w:eastAsia="Avenir Next"/>
-          <w:color w:val="1A1A1A"/>
-          <w:sz w:val="20"/>
-          <w:szCs w:val="20"/>
-        </w:rPr>
-        <w:tab/>
-      </w:r>
-      <w:r>
-        <w:rPr>
-          <w:rFonts w:ascii="Avenir Next" w:hAnsi="Avenir Next" w:cs="Avenir Next" w:eastAsia="Avenir Next"/>
-          <w:color w:val="1A1A1A"/>
-          <w:sz w:val="20"/>
+          <w:sz w:val="22"/>
           <w:szCs w:val="20"/>
         </w:rPr>
         <w:t xml:space="preserve">   Period</w:t>
@@ -2225,7 +2230,7 @@
           <w:caps/>
           <w:color w:val="003A70"/>
           <w:spacing w:val="12"/>
-          <w:sz w:val="19"/>
+          <w:sz w:val="22"/>
           <w:szCs w:val="19"/>
         </w:rPr>
         <w:t xml:space="preserve">Lesson 6-5  ·  Homework Packet  ·  Sheet 2 of 2</w:t>
@@ -2233,6 +2238,7 @@
     </w:p>
     <w:p>
       <w:pPr>
+        <w:pStyle w:val="Heading1"/>
         <w:keepNext/>
         <w:spacing w:before="0" w:after="0" w:line="240" w:lineRule="auto"/>
       </w:pPr>
@@ -2258,7 +2264,7 @@
         <w:rPr>
           <w:rFonts w:ascii="Avenir Next" w:hAnsi="Avenir Next" w:cs="Avenir Next" w:eastAsia="Avenir Next"/>
           <w:color w:val="5A5F66"/>
-          <w:sz w:val="17"/>
+          <w:sz w:val="22"/>
           <w:szCs w:val="17"/>
         </w:rPr>
         <w:t xml:space="preserve">Maryland Standard 6.EE.A.2c   ·   Learning target — I can evaluate an algebraic expression by substituting a value for the variable.</w:t>
@@ -2305,6 +2311,7 @@
           </w:tcPr>
           <w:p>
             <w:pPr>
+              <w:pStyle w:val="Heading2"/>
               <w:spacing w:before="0" w:after="0" w:line="240" w:lineRule="auto"/>
             </w:pPr>
             <w:r>
@@ -2332,44 +2339,44 @@
                 <w:rFonts w:ascii="Avenir Next" w:hAnsi="Avenir Next" w:cs="Avenir Next" w:eastAsia="Avenir Next"/>
                 <w:b/>
                 <w:color w:val="003A70"/>
+                <w:sz w:val="22"/>
+                <w:szCs w:val="18"/>
+              </w:rPr>
+              <w:t xml:space="preserve">•</w:t>
+            </w:r>
+            <w:r>
+              <w:rPr>
+                <w:rFonts w:ascii="Avenir Next" w:hAnsi="Avenir Next" w:cs="Avenir Next" w:eastAsia="Avenir Next"/>
+                <w:color w:val="1A1A1A"/>
                 <w:sz w:val="18"/>
                 <w:szCs w:val="18"/>
               </w:rPr>
-              <w:t xml:space="preserve">•</w:t>
-            </w:r>
-            <w:r>
-              <w:rPr>
-                <w:rFonts w:ascii="Avenir Next" w:hAnsi="Avenir Next" w:cs="Avenir Next" w:eastAsia="Avenir Next"/>
-                <w:color w:val="1A1A1A"/>
-                <w:sz w:val="18"/>
+              <w:tab/>
+            </w:r>
+            <w:r>
+              <w:rPr>
+                <w:rFonts w:ascii="Avenir Next" w:hAnsi="Avenir Next" w:cs="Avenir Next" w:eastAsia="Avenir Next"/>
+                <w:color w:val="1A1A1A"/>
+                <w:sz w:val="22"/>
                 <w:szCs w:val="18"/>
               </w:rPr>
-              <w:tab/>
-            </w:r>
-            <w:r>
-              <w:rPr>
-                <w:rFonts w:ascii="Avenir Next" w:hAnsi="Avenir Next" w:cs="Avenir Next" w:eastAsia="Avenir Next"/>
-                <w:color w:val="1A1A1A"/>
-                <w:sz w:val="18"/>
+              <w:t xml:space="preserve">To </w:t>
+            </w:r>
+            <w:r>
+              <w:rPr>
+                <w:rFonts w:ascii="Avenir Next" w:hAnsi="Avenir Next" w:cs="Avenir Next" w:eastAsia="Avenir Next"/>
+                <w:b/>
+                <w:color w:val="1A1A1A"/>
+                <w:sz w:val="22"/>
                 <w:szCs w:val="18"/>
               </w:rPr>
-              <w:t xml:space="preserve">To </w:t>
-            </w:r>
-            <w:r>
-              <w:rPr>
-                <w:rFonts w:ascii="Avenir Next" w:hAnsi="Avenir Next" w:cs="Avenir Next" w:eastAsia="Avenir Next"/>
-                <w:b/>
-                <w:color w:val="1A1A1A"/>
-                <w:sz w:val="18"/>
-                <w:szCs w:val="18"/>
-              </w:rPr>
               <w:t xml:space="preserve">evaluate</w:t>
             </w:r>
             <w:r>
               <w:rPr>
                 <w:rFonts w:ascii="Avenir Next" w:hAnsi="Avenir Next" w:cs="Avenir Next" w:eastAsia="Avenir Next"/>
                 <w:color w:val="1A1A1A"/>
-                <w:sz w:val="18"/>
+                <w:sz w:val="22"/>
                 <w:szCs w:val="18"/>
               </w:rPr>
               <w:t xml:space="preserve">, substitute the value, then use the order of operations.</w:t>
@@ -2388,35 +2395,54 @@
                 <w:rFonts w:ascii="Avenir Next" w:hAnsi="Avenir Next" w:cs="Avenir Next" w:eastAsia="Avenir Next"/>
                 <w:b/>
                 <w:color w:val="003A70"/>
+                <w:sz w:val="22"/>
+                <w:szCs w:val="18"/>
+              </w:rPr>
+              <w:t xml:space="preserve">•</w:t>
+            </w:r>
+            <w:r>
+              <w:rPr>
+                <w:rFonts w:ascii="Avenir Next" w:hAnsi="Avenir Next" w:cs="Avenir Next" w:eastAsia="Avenir Next"/>
+                <w:color w:val="1A1A1A"/>
                 <w:sz w:val="18"/>
                 <w:szCs w:val="18"/>
               </w:rPr>
-              <w:t xml:space="preserve">•</w:t>
-            </w:r>
-            <w:r>
-              <w:rPr>
-                <w:rFonts w:ascii="Avenir Next" w:hAnsi="Avenir Next" w:cs="Avenir Next" w:eastAsia="Avenir Next"/>
-                <w:color w:val="1A1A1A"/>
-                <w:sz w:val="18"/>
+              <w:tab/>
+            </w:r>
+            <w:r>
+              <w:rPr>
+                <w:rFonts w:ascii="Avenir Next" w:hAnsi="Avenir Next" w:cs="Avenir Next" w:eastAsia="Avenir Next"/>
+                <w:color w:val="1A1A1A"/>
+                <w:sz w:val="22"/>
                 <w:szCs w:val="18"/>
               </w:rPr>
-              <w:tab/>
-            </w:r>
-            <w:r>
-              <w:rPr>
-                <w:rFonts w:ascii="Avenir Next" w:hAnsi="Avenir Next" w:cs="Avenir Next" w:eastAsia="Avenir Next"/>
-                <w:color w:val="1A1A1A"/>
-                <w:sz w:val="18"/>
+              <w:t xml:space="preserve">4</w:t>
+            </w:r>
+            <w:r>
+              <w:rPr>
+                <w:rFonts w:ascii="Avenir Next" w:hAnsi="Avenir Next" w:cs="Avenir Next" w:eastAsia="Avenir Next"/>
+                <w:i/>
+                <w:color w:val="1A1A1A"/>
+                <w:sz w:val="22"/>
                 <w:szCs w:val="18"/>
               </w:rPr>
-              <w:t xml:space="preserve">4</w:t>
+              <w:t xml:space="preserve">x</w:t>
+            </w:r>
+            <w:r>
+              <w:rPr>
+                <w:rFonts w:ascii="Avenir Next" w:hAnsi="Avenir Next" w:cs="Avenir Next" w:eastAsia="Avenir Next"/>
+                <w:color w:val="1A1A1A"/>
+                <w:sz w:val="22"/>
+                <w:szCs w:val="18"/>
+              </w:rPr>
+              <w:t xml:space="preserve"> means 4 × </w:t>
             </w:r>
             <w:r>
               <w:rPr>
                 <w:rFonts w:ascii="Avenir Next" w:hAnsi="Avenir Next" w:cs="Avenir Next" w:eastAsia="Avenir Next"/>
                 <w:i/>
                 <w:color w:val="1A1A1A"/>
-                <w:sz w:val="18"/>
+                <w:sz w:val="22"/>
                 <w:szCs w:val="18"/>
               </w:rPr>
               <w:t xml:space="preserve">x</w:t>
@@ -2425,17 +2451,17 @@
               <w:rPr>
                 <w:rFonts w:ascii="Avenir Next" w:hAnsi="Avenir Next" w:cs="Avenir Next" w:eastAsia="Avenir Next"/>
                 <w:color w:val="1A1A1A"/>
-                <w:sz w:val="18"/>
+                <w:sz w:val="22"/>
                 <w:szCs w:val="18"/>
               </w:rPr>
-              <w:t xml:space="preserve"> means 4 × </w:t>
+              <w:t xml:space="preserve">. When </w:t>
             </w:r>
             <w:r>
               <w:rPr>
                 <w:rFonts w:ascii="Avenir Next" w:hAnsi="Avenir Next" w:cs="Avenir Next" w:eastAsia="Avenir Next"/>
                 <w:i/>
                 <w:color w:val="1A1A1A"/>
-                <w:sz w:val="18"/>
+                <w:sz w:val="22"/>
                 <w:szCs w:val="18"/>
               </w:rPr>
               <w:t xml:space="preserve">x</w:t>
@@ -2444,17 +2470,17 @@
               <w:rPr>
                 <w:rFonts w:ascii="Avenir Next" w:hAnsi="Avenir Next" w:cs="Avenir Next" w:eastAsia="Avenir Next"/>
                 <w:color w:val="1A1A1A"/>
-                <w:sz w:val="18"/>
+                <w:sz w:val="22"/>
                 <w:szCs w:val="18"/>
               </w:rPr>
-              <w:t xml:space="preserve">. When </w:t>
+              <w:t xml:space="preserve"> = 3, 4</w:t>
             </w:r>
             <w:r>
               <w:rPr>
                 <w:rFonts w:ascii="Avenir Next" w:hAnsi="Avenir Next" w:cs="Avenir Next" w:eastAsia="Avenir Next"/>
                 <w:i/>
                 <w:color w:val="1A1A1A"/>
-                <w:sz w:val="18"/>
+                <w:sz w:val="22"/>
                 <w:szCs w:val="18"/>
               </w:rPr>
               <w:t xml:space="preserve">x</w:t>
@@ -2463,26 +2489,7 @@
               <w:rPr>
                 <w:rFonts w:ascii="Avenir Next" w:hAnsi="Avenir Next" w:cs="Avenir Next" w:eastAsia="Avenir Next"/>
                 <w:color w:val="1A1A1A"/>
-                <w:sz w:val="18"/>
-                <w:szCs w:val="18"/>
-              </w:rPr>
-              <w:t xml:space="preserve"> = 3, 4</w:t>
-            </w:r>
-            <w:r>
-              <w:rPr>
-                <w:rFonts w:ascii="Avenir Next" w:hAnsi="Avenir Next" w:cs="Avenir Next" w:eastAsia="Avenir Next"/>
-                <w:i/>
-                <w:color w:val="1A1A1A"/>
-                <w:sz w:val="18"/>
-                <w:szCs w:val="18"/>
-              </w:rPr>
-              <w:t xml:space="preserve">x</w:t>
-            </w:r>
-            <w:r>
-              <w:rPr>
-                <w:rFonts w:ascii="Avenir Next" w:hAnsi="Avenir Next" w:cs="Avenir Next" w:eastAsia="Avenir Next"/>
-                <w:color w:val="1A1A1A"/>
-                <w:sz w:val="18"/>
+                <w:sz w:val="22"/>
                 <w:szCs w:val="18"/>
               </w:rPr>
               <w:t xml:space="preserve"> = 12, not 43.</w:t>
@@ -2501,44 +2508,44 @@
                 <w:rFonts w:ascii="Avenir Next" w:hAnsi="Avenir Next" w:cs="Avenir Next" w:eastAsia="Avenir Next"/>
                 <w:b/>
                 <w:color w:val="003A70"/>
+                <w:sz w:val="22"/>
+                <w:szCs w:val="18"/>
+              </w:rPr>
+              <w:t xml:space="preserve">•</w:t>
+            </w:r>
+            <w:r>
+              <w:rPr>
+                <w:rFonts w:ascii="Avenir Next" w:hAnsi="Avenir Next" w:cs="Avenir Next" w:eastAsia="Avenir Next"/>
+                <w:color w:val="1A1A1A"/>
                 <w:sz w:val="18"/>
                 <w:szCs w:val="18"/>
               </w:rPr>
-              <w:t xml:space="preserve">•</w:t>
-            </w:r>
-            <w:r>
-              <w:rPr>
-                <w:rFonts w:ascii="Avenir Next" w:hAnsi="Avenir Next" w:cs="Avenir Next" w:eastAsia="Avenir Next"/>
-                <w:color w:val="1A1A1A"/>
-                <w:sz w:val="18"/>
+              <w:tab/>
+            </w:r>
+            <w:r>
+              <w:rPr>
+                <w:rFonts w:ascii="Avenir Next" w:hAnsi="Avenir Next" w:cs="Avenir Next" w:eastAsia="Avenir Next"/>
+                <w:color w:val="1A1A1A"/>
+                <w:sz w:val="22"/>
                 <w:szCs w:val="18"/>
               </w:rPr>
-              <w:tab/>
-            </w:r>
-            <w:r>
-              <w:rPr>
-                <w:rFonts w:ascii="Avenir Next" w:hAnsi="Avenir Next" w:cs="Avenir Next" w:eastAsia="Avenir Next"/>
-                <w:color w:val="1A1A1A"/>
-                <w:sz w:val="18"/>
+              <w:t xml:space="preserve">Powers come before multiplying: 2</w:t>
+            </w:r>
+            <w:r>
+              <w:rPr>
+                <w:rFonts w:ascii="Avenir Next" w:hAnsi="Avenir Next" w:cs="Avenir Next" w:eastAsia="Avenir Next"/>
+                <w:i/>
+                <w:color w:val="1A1A1A"/>
+                <w:sz w:val="22"/>
                 <w:szCs w:val="18"/>
               </w:rPr>
-              <w:t xml:space="preserve">Powers come before multiplying: 2</w:t>
-            </w:r>
-            <w:r>
-              <w:rPr>
-                <w:rFonts w:ascii="Avenir Next" w:hAnsi="Avenir Next" w:cs="Avenir Next" w:eastAsia="Avenir Next"/>
-                <w:i/>
-                <w:color w:val="1A1A1A"/>
-                <w:sz w:val="18"/>
-                <w:szCs w:val="18"/>
-              </w:rPr>
               <w:t xml:space="preserve">n</w:t>
             </w:r>
             <w:r>
               <w:rPr>
                 <w:rFonts w:ascii="Avenir Next" w:hAnsi="Avenir Next" w:cs="Avenir Next" w:eastAsia="Avenir Next"/>
                 <w:color w:val="1A1A1A"/>
-                <w:sz w:val="18"/>
+                <w:sz w:val="22"/>
                 <w:szCs w:val="18"/>
                 <w:vertAlign w:val="superscript"/>
               </w:rPr>
@@ -2548,7 +2555,7 @@
               <w:rPr>
                 <w:rFonts w:ascii="Avenir Next" w:hAnsi="Avenir Next" w:cs="Avenir Next" w:eastAsia="Avenir Next"/>
                 <w:color w:val="1A1A1A"/>
-                <w:sz w:val="18"/>
+                <w:sz w:val="22"/>
                 <w:szCs w:val="18"/>
               </w:rPr>
               <w:t xml:space="preserve"> with </w:t>
@@ -2558,7 +2565,7 @@
                 <w:rFonts w:ascii="Avenir Next" w:hAnsi="Avenir Next" w:cs="Avenir Next" w:eastAsia="Avenir Next"/>
                 <w:i/>
                 <w:color w:val="1A1A1A"/>
-                <w:sz w:val="18"/>
+                <w:sz w:val="22"/>
                 <w:szCs w:val="18"/>
               </w:rPr>
               <w:t xml:space="preserve">n</w:t>
@@ -2567,7 +2574,7 @@
               <w:rPr>
                 <w:rFonts w:ascii="Avenir Next" w:hAnsi="Avenir Next" w:cs="Avenir Next" w:eastAsia="Avenir Next"/>
                 <w:color w:val="1A1A1A"/>
-                <w:sz w:val="18"/>
+                <w:sz w:val="22"/>
                 <w:szCs w:val="18"/>
               </w:rPr>
               <w:t xml:space="preserve"> = 5 is 2 × 25 = 50.</w:t>
@@ -2582,6 +2589,7 @@
           </w:tcPr>
           <w:p>
             <w:pPr>
+              <w:pStyle w:val="Heading2"/>
               <w:spacing w:before="0" w:after="0" w:line="240" w:lineRule="auto"/>
             </w:pPr>
             <w:r>
@@ -2604,7 +2612,7 @@
               <w:rPr>
                 <w:rFonts w:ascii="Avenir Next" w:hAnsi="Avenir Next" w:cs="Avenir Next" w:eastAsia="Avenir Next"/>
                 <w:color w:val="1A1A1A"/>
-                <w:sz w:val="17"/>
+                <w:sz w:val="22"/>
                 <w:szCs w:val="17"/>
               </w:rPr>
               <w:t xml:space="preserve">Evaluate 3</w:t>
@@ -2614,7 +2622,7 @@
                 <w:rFonts w:ascii="Avenir Next" w:hAnsi="Avenir Next" w:cs="Avenir Next" w:eastAsia="Avenir Next"/>
                 <w:i/>
                 <w:color w:val="1A1A1A"/>
-                <w:sz w:val="17"/>
+                <w:sz w:val="22"/>
                 <w:szCs w:val="17"/>
               </w:rPr>
               <w:t xml:space="preserve">a</w:t>
@@ -2623,7 +2631,7 @@
               <w:rPr>
                 <w:rFonts w:ascii="Avenir Next" w:hAnsi="Avenir Next" w:cs="Avenir Next" w:eastAsia="Avenir Next"/>
                 <w:color w:val="1A1A1A"/>
-                <w:sz w:val="17"/>
+                <w:sz w:val="22"/>
                 <w:szCs w:val="17"/>
                 <w:vertAlign w:val="superscript"/>
               </w:rPr>
@@ -2633,7 +2641,7 @@
               <w:rPr>
                 <w:rFonts w:ascii="Avenir Next" w:hAnsi="Avenir Next" w:cs="Avenir Next" w:eastAsia="Avenir Next"/>
                 <w:color w:val="1A1A1A"/>
-                <w:sz w:val="17"/>
+                <w:sz w:val="22"/>
                 <w:szCs w:val="17"/>
               </w:rPr>
               <w:t xml:space="preserve"> − 4 when </w:t>
@@ -2643,7 +2651,7 @@
                 <w:rFonts w:ascii="Avenir Next" w:hAnsi="Avenir Next" w:cs="Avenir Next" w:eastAsia="Avenir Next"/>
                 <w:i/>
                 <w:color w:val="1A1A1A"/>
-                <w:sz w:val="17"/>
+                <w:sz w:val="22"/>
                 <w:szCs w:val="17"/>
               </w:rPr>
               <w:t xml:space="preserve">a</w:t>
@@ -2652,7 +2660,7 @@
               <w:rPr>
                 <w:rFonts w:ascii="Avenir Next" w:hAnsi="Avenir Next" w:cs="Avenir Next" w:eastAsia="Avenir Next"/>
                 <w:color w:val="1A1A1A"/>
-                <w:sz w:val="17"/>
+                <w:sz w:val="22"/>
                 <w:szCs w:val="17"/>
               </w:rPr>
               <w:t xml:space="preserve"> = 4.</w:t>
@@ -2671,34 +2679,34 @@
                 <w:rFonts w:ascii="Avenir Next" w:hAnsi="Avenir Next" w:cs="Avenir Next" w:eastAsia="Avenir Next"/>
                 <w:b/>
                 <w:color w:val="003A70"/>
+                <w:sz w:val="22"/>
+                <w:szCs w:val="17"/>
+              </w:rPr>
+              <w:t xml:space="preserve">Step 1</w:t>
+            </w:r>
+            <w:r>
+              <w:rPr>
+                <w:rFonts w:ascii="Avenir Next" w:hAnsi="Avenir Next" w:cs="Avenir Next" w:eastAsia="Avenir Next"/>
+                <w:color w:val="1A1A1A"/>
                 <w:sz w:val="17"/>
                 <w:szCs w:val="17"/>
               </w:rPr>
-              <w:t xml:space="preserve">Step 1</w:t>
-            </w:r>
-            <w:r>
-              <w:rPr>
-                <w:rFonts w:ascii="Avenir Next" w:hAnsi="Avenir Next" w:cs="Avenir Next" w:eastAsia="Avenir Next"/>
-                <w:color w:val="1A1A1A"/>
-                <w:sz w:val="17"/>
+              <w:tab/>
+            </w:r>
+            <w:r>
+              <w:rPr>
+                <w:rFonts w:ascii="Avenir Next" w:hAnsi="Avenir Next" w:cs="Avenir Next" w:eastAsia="Avenir Next"/>
+                <w:color w:val="1A1A1A"/>
+                <w:sz w:val="22"/>
                 <w:szCs w:val="17"/>
               </w:rPr>
-              <w:tab/>
-            </w:r>
-            <w:r>
-              <w:rPr>
-                <w:rFonts w:ascii="Avenir Next" w:hAnsi="Avenir Next" w:cs="Avenir Next" w:eastAsia="Avenir Next"/>
-                <w:color w:val="1A1A1A"/>
-                <w:sz w:val="17"/>
-                <w:szCs w:val="17"/>
-              </w:rPr>
               <w:t xml:space="preserve">Substitute: 3 × 4</w:t>
             </w:r>
             <w:r>
               <w:rPr>
                 <w:rFonts w:ascii="Avenir Next" w:hAnsi="Avenir Next" w:cs="Avenir Next" w:eastAsia="Avenir Next"/>
                 <w:color w:val="1A1A1A"/>
-                <w:sz w:val="17"/>
+                <w:sz w:val="22"/>
                 <w:szCs w:val="17"/>
                 <w:vertAlign w:val="superscript"/>
               </w:rPr>
@@ -2708,7 +2716,7 @@
               <w:rPr>
                 <w:rFonts w:ascii="Avenir Next" w:hAnsi="Avenir Next" w:cs="Avenir Next" w:eastAsia="Avenir Next"/>
                 <w:color w:val="1A1A1A"/>
-                <w:sz w:val="17"/>
+                <w:sz w:val="22"/>
                 <w:szCs w:val="17"/>
               </w:rPr>
               <w:t xml:space="preserve"> − 4</w:t>
@@ -2727,25 +2735,25 @@
                 <w:rFonts w:ascii="Avenir Next" w:hAnsi="Avenir Next" w:cs="Avenir Next" w:eastAsia="Avenir Next"/>
                 <w:b/>
                 <w:color w:val="003A70"/>
+                <w:sz w:val="22"/>
+                <w:szCs w:val="17"/>
+              </w:rPr>
+              <w:t xml:space="preserve">Step 2</w:t>
+            </w:r>
+            <w:r>
+              <w:rPr>
+                <w:rFonts w:ascii="Avenir Next" w:hAnsi="Avenir Next" w:cs="Avenir Next" w:eastAsia="Avenir Next"/>
+                <w:color w:val="1A1A1A"/>
                 <w:sz w:val="17"/>
                 <w:szCs w:val="17"/>
               </w:rPr>
-              <w:t xml:space="preserve">Step 2</w:t>
-            </w:r>
-            <w:r>
-              <w:rPr>
-                <w:rFonts w:ascii="Avenir Next" w:hAnsi="Avenir Next" w:cs="Avenir Next" w:eastAsia="Avenir Next"/>
-                <w:color w:val="1A1A1A"/>
-                <w:sz w:val="17"/>
-                <w:szCs w:val="17"/>
-              </w:rPr>
               <w:tab/>
             </w:r>
             <w:r>
               <w:rPr>
                 <w:rFonts w:ascii="Avenir Next" w:hAnsi="Avenir Next" w:cs="Avenir Next" w:eastAsia="Avenir Next"/>
                 <w:color w:val="1A1A1A"/>
-                <w:sz w:val="17"/>
+                <w:sz w:val="22"/>
                 <w:szCs w:val="17"/>
               </w:rPr>
               <w:t xml:space="preserve">Power, multiply, subtract: 3 × 16 − 4 = 48 − 4 = 44</w:t>
@@ -2764,18 +2772,18 @@
                 <w:rFonts w:ascii="Avenir Next" w:hAnsi="Avenir Next" w:cs="Avenir Next" w:eastAsia="Avenir Next"/>
                 <w:b/>
                 <w:color w:val="1A1A1A"/>
+                <w:sz w:val="22"/>
+                <w:szCs w:val="17"/>
+              </w:rPr>
+              <w:t xml:space="preserve">Answer</w:t>
+            </w:r>
+            <w:r>
+              <w:rPr>
+                <w:rFonts w:ascii="Avenir Next" w:hAnsi="Avenir Next" w:cs="Avenir Next" w:eastAsia="Avenir Next"/>
+                <w:color w:val="1A1A1A"/>
                 <w:sz w:val="17"/>
                 <w:szCs w:val="17"/>
               </w:rPr>
-              <w:t xml:space="preserve">Answer</w:t>
-            </w:r>
-            <w:r>
-              <w:rPr>
-                <w:rFonts w:ascii="Avenir Next" w:hAnsi="Avenir Next" w:cs="Avenir Next" w:eastAsia="Avenir Next"/>
-                <w:color w:val="1A1A1A"/>
-                <w:sz w:val="17"/>
-                <w:szCs w:val="17"/>
-              </w:rPr>
               <w:tab/>
             </w:r>
             <w:r>
@@ -2783,7 +2791,7 @@
                 <w:rFonts w:ascii="Avenir Next" w:hAnsi="Avenir Next" w:cs="Avenir Next" w:eastAsia="Avenir Next"/>
                 <w:b/>
                 <w:color w:val="1A1A1A"/>
-                <w:sz w:val="17"/>
+                <w:sz w:val="22"/>
                 <w:szCs w:val="17"/>
               </w:rPr>
               <w:t xml:space="preserve">44</w:t>
@@ -2794,6 +2802,7 @@
     </w:tbl>
     <w:p>
       <w:pPr>
+        <w:pStyle w:val="Heading2"/>
         <w:keepNext/>
         <w:pBdr>
           <w:bottom w:val="single" w:sz="8" w:space="3" w:color="003A70"/>
@@ -2809,7 +2818,7 @@
           <w:b/>
           <w:color w:val="003A70"/>
           <w:spacing w:val="14"/>
-          <w:sz w:val="19"/>
+          <w:sz w:val="22"/>
           <w:szCs w:val="19"/>
         </w:rPr>
         <w:t xml:space="preserve">PRACTICE</w:t>
@@ -2828,7 +2837,7 @@
           <w:rFonts w:ascii="Avenir Next" w:hAnsi="Avenir Next" w:cs="Avenir Next" w:eastAsia="Avenir Next"/>
           <w:i/>
           <w:color w:val="5A5F66"/>
-          <w:sz w:val="17"/>
+          <w:sz w:val="22"/>
           <w:szCs w:val="17"/>
         </w:rPr>
         <w:t xml:space="preserve">show your work · label units</w:t>
@@ -2848,25 +2857,25 @@
           <w:rFonts w:ascii="Avenir Next" w:hAnsi="Avenir Next" w:cs="Avenir Next" w:eastAsia="Avenir Next"/>
           <w:b/>
           <w:color w:val="1A1A1A"/>
+          <w:sz w:val="22"/>
+          <w:szCs w:val="20"/>
+        </w:rPr>
+        <w:t xml:space="preserve">1.</w:t>
+      </w:r>
+      <w:r>
+        <w:rPr>
+          <w:rFonts w:ascii="Avenir Next" w:hAnsi="Avenir Next" w:cs="Avenir Next" w:eastAsia="Avenir Next"/>
+          <w:color w:val="1A1A1A"/>
           <w:sz w:val="20"/>
           <w:szCs w:val="20"/>
         </w:rPr>
-        <w:t xml:space="preserve">1.</w:t>
-      </w:r>
-      <w:r>
-        <w:rPr>
-          <w:rFonts w:ascii="Avenir Next" w:hAnsi="Avenir Next" w:cs="Avenir Next" w:eastAsia="Avenir Next"/>
-          <w:color w:val="1A1A1A"/>
-          <w:sz w:val="20"/>
-          <w:szCs w:val="20"/>
-        </w:rPr>
         <w:tab/>
       </w:r>
       <w:r>
         <w:rPr>
           <w:rFonts w:ascii="Avenir Next" w:hAnsi="Avenir Next" w:cs="Avenir Next" w:eastAsia="Avenir Next"/>
           <w:color w:val="1A1A1A"/>
-          <w:sz w:val="20"/>
+          <w:sz w:val="22"/>
           <w:szCs w:val="20"/>
         </w:rPr>
         <w:t xml:space="preserve">Evaluate each expression when </w:t>
@@ -2876,7 +2885,7 @@
           <w:rFonts w:ascii="Avenir Next" w:hAnsi="Avenir Next" w:cs="Avenir Next" w:eastAsia="Avenir Next"/>
           <w:i/>
           <w:color w:val="1A1A1A"/>
-          <w:sz w:val="20"/>
+          <w:sz w:val="22"/>
           <w:szCs w:val="20"/>
         </w:rPr>
         <w:t xml:space="preserve">x</w:t>
@@ -2885,7 +2894,7 @@
         <w:rPr>
           <w:rFonts w:ascii="Avenir Next" w:hAnsi="Avenir Next" w:cs="Avenir Next" w:eastAsia="Avenir Next"/>
           <w:color w:val="1A1A1A"/>
-          <w:sz w:val="20"/>
+          <w:sz w:val="22"/>
           <w:szCs w:val="20"/>
         </w:rPr>
         <w:t xml:space="preserve"> = 6.</w:t>
@@ -2941,25 +2950,25 @@
                 <w:rFonts w:ascii="Avenir Next" w:hAnsi="Avenir Next" w:cs="Avenir Next" w:eastAsia="Avenir Next"/>
                 <w:b/>
                 <w:color w:val="003A70"/>
+                <w:sz w:val="22"/>
+                <w:szCs w:val="20"/>
+              </w:rPr>
+              <w:t xml:space="preserve">a.</w:t>
+            </w:r>
+            <w:r>
+              <w:rPr>
+                <w:rFonts w:ascii="Avenir Next" w:hAnsi="Avenir Next" w:cs="Avenir Next" w:eastAsia="Avenir Next"/>
+                <w:color w:val="1A1A1A"/>
                 <w:sz w:val="20"/>
                 <w:szCs w:val="20"/>
               </w:rPr>
-              <w:t xml:space="preserve">a.</w:t>
-            </w:r>
-            <w:r>
-              <w:rPr>
-                <w:rFonts w:ascii="Avenir Next" w:hAnsi="Avenir Next" w:cs="Avenir Next" w:eastAsia="Avenir Next"/>
-                <w:color w:val="1A1A1A"/>
-                <w:sz w:val="20"/>
-                <w:szCs w:val="20"/>
-              </w:rPr>
               <w:tab/>
             </w:r>
             <w:r>
               <w:rPr>
                 <w:rFonts w:ascii="Avenir Next" w:hAnsi="Avenir Next" w:cs="Avenir Next" w:eastAsia="Avenir Next"/>
                 <w:color w:val="1A1A1A"/>
-                <w:sz w:val="20"/>
+                <w:sz w:val="22"/>
                 <w:szCs w:val="20"/>
               </w:rPr>
               <w:t xml:space="preserve">5</w:t>
@@ -2969,7 +2978,7 @@
                 <w:rFonts w:ascii="Avenir Next" w:hAnsi="Avenir Next" w:cs="Avenir Next" w:eastAsia="Avenir Next"/>
                 <w:i/>
                 <w:color w:val="1A1A1A"/>
-                <w:sz w:val="20"/>
+                <w:sz w:val="22"/>
                 <w:szCs w:val="20"/>
               </w:rPr>
               <w:t xml:space="preserve">x</w:t>
@@ -2978,7 +2987,7 @@
               <w:rPr>
                 <w:rFonts w:ascii="Avenir Next" w:hAnsi="Avenir Next" w:cs="Avenir Next" w:eastAsia="Avenir Next"/>
                 <w:color w:val="1A1A1A"/>
-                <w:sz w:val="20"/>
+                <w:sz w:val="22"/>
                 <w:szCs w:val="20"/>
               </w:rPr>
               <w:t xml:space="preserve"> =</w:t>
@@ -3022,18 +3031,18 @@
                 <w:rFonts w:ascii="Avenir Next" w:hAnsi="Avenir Next" w:cs="Avenir Next" w:eastAsia="Avenir Next"/>
                 <w:b/>
                 <w:color w:val="003A70"/>
+                <w:sz w:val="22"/>
+                <w:szCs w:val="20"/>
+              </w:rPr>
+              <w:t xml:space="preserve">b.</w:t>
+            </w:r>
+            <w:r>
+              <w:rPr>
+                <w:rFonts w:ascii="Avenir Next" w:hAnsi="Avenir Next" w:cs="Avenir Next" w:eastAsia="Avenir Next"/>
+                <w:color w:val="1A1A1A"/>
                 <w:sz w:val="20"/>
                 <w:szCs w:val="20"/>
               </w:rPr>
-              <w:t xml:space="preserve">b.</w:t>
-            </w:r>
-            <w:r>
-              <w:rPr>
-                <w:rFonts w:ascii="Avenir Next" w:hAnsi="Avenir Next" w:cs="Avenir Next" w:eastAsia="Avenir Next"/>
-                <w:color w:val="1A1A1A"/>
-                <w:sz w:val="20"/>
-                <w:szCs w:val="20"/>
-              </w:rPr>
               <w:tab/>
             </w:r>
             <w:r>
@@ -3041,7 +3050,7 @@
                 <w:rFonts w:ascii="Avenir Next" w:hAnsi="Avenir Next" w:cs="Avenir Next" w:eastAsia="Avenir Next"/>
                 <w:i/>
                 <w:color w:val="1A1A1A"/>
-                <w:sz w:val="20"/>
+                <w:sz w:val="22"/>
                 <w:szCs w:val="20"/>
               </w:rPr>
               <w:t xml:space="preserve">x</w:t>
@@ -3050,7 +3059,7 @@
               <w:rPr>
                 <w:rFonts w:ascii="Avenir Next" w:hAnsi="Avenir Next" w:cs="Avenir Next" w:eastAsia="Avenir Next"/>
                 <w:color w:val="1A1A1A"/>
-                <w:sz w:val="20"/>
+                <w:sz w:val="22"/>
                 <w:szCs w:val="20"/>
               </w:rPr>
               <w:t xml:space="preserve"> + 17 =</w:t>
@@ -3094,25 +3103,25 @@
                 <w:rFonts w:ascii="Avenir Next" w:hAnsi="Avenir Next" w:cs="Avenir Next" w:eastAsia="Avenir Next"/>
                 <w:b/>
                 <w:color w:val="003A70"/>
+                <w:sz w:val="22"/>
+                <w:szCs w:val="20"/>
+              </w:rPr>
+              <w:t xml:space="preserve">c.</w:t>
+            </w:r>
+            <w:r>
+              <w:rPr>
+                <w:rFonts w:ascii="Avenir Next" w:hAnsi="Avenir Next" w:cs="Avenir Next" w:eastAsia="Avenir Next"/>
+                <w:color w:val="1A1A1A"/>
                 <w:sz w:val="20"/>
                 <w:szCs w:val="20"/>
               </w:rPr>
-              <w:t xml:space="preserve">c.</w:t>
-            </w:r>
-            <w:r>
-              <w:rPr>
-                <w:rFonts w:ascii="Avenir Next" w:hAnsi="Avenir Next" w:cs="Avenir Next" w:eastAsia="Avenir Next"/>
-                <w:color w:val="1A1A1A"/>
-                <w:sz w:val="20"/>
-                <w:szCs w:val="20"/>
-              </w:rPr>
               <w:tab/>
             </w:r>
             <w:r>
               <w:rPr>
                 <w:rFonts w:ascii="Avenir Next" w:hAnsi="Avenir Next" w:cs="Avenir Next" w:eastAsia="Avenir Next"/>
                 <w:color w:val="1A1A1A"/>
-                <w:sz w:val="20"/>
+                <w:sz w:val="22"/>
                 <w:szCs w:val="20"/>
               </w:rPr>
               <w:t xml:space="preserve">40 − 3</w:t>
@@ -3122,7 +3131,7 @@
                 <w:rFonts w:ascii="Avenir Next" w:hAnsi="Avenir Next" w:cs="Avenir Next" w:eastAsia="Avenir Next"/>
                 <w:i/>
                 <w:color w:val="1A1A1A"/>
-                <w:sz w:val="20"/>
+                <w:sz w:val="22"/>
                 <w:szCs w:val="20"/>
               </w:rPr>
               <w:t xml:space="preserve">x</w:t>
@@ -3131,7 +3140,7 @@
               <w:rPr>
                 <w:rFonts w:ascii="Avenir Next" w:hAnsi="Avenir Next" w:cs="Avenir Next" w:eastAsia="Avenir Next"/>
                 <w:color w:val="1A1A1A"/>
-                <w:sz w:val="20"/>
+                <w:sz w:val="22"/>
                 <w:szCs w:val="20"/>
               </w:rPr>
               <w:t xml:space="preserve"> =</w:t>
@@ -3181,18 +3190,18 @@
                 <w:rFonts w:ascii="Avenir Next" w:hAnsi="Avenir Next" w:cs="Avenir Next" w:eastAsia="Avenir Next"/>
                 <w:b/>
                 <w:color w:val="003A70"/>
+                <w:sz w:val="22"/>
+                <w:szCs w:val="20"/>
+              </w:rPr>
+              <w:t xml:space="preserve">d.</w:t>
+            </w:r>
+            <w:r>
+              <w:rPr>
+                <w:rFonts w:ascii="Avenir Next" w:hAnsi="Avenir Next" w:cs="Avenir Next" w:eastAsia="Avenir Next"/>
+                <w:color w:val="1A1A1A"/>
                 <w:sz w:val="20"/>
                 <w:szCs w:val="20"/>
               </w:rPr>
-              <w:t xml:space="preserve">d.</w:t>
-            </w:r>
-            <w:r>
-              <w:rPr>
-                <w:rFonts w:ascii="Avenir Next" w:hAnsi="Avenir Next" w:cs="Avenir Next" w:eastAsia="Avenir Next"/>
-                <w:color w:val="1A1A1A"/>
-                <w:sz w:val="20"/>
-                <w:szCs w:val="20"/>
-              </w:rPr>
               <w:tab/>
             </w:r>
             <w:r>
@@ -3200,7 +3209,7 @@
                 <w:rFonts w:ascii="Avenir Next" w:hAnsi="Avenir Next" w:cs="Avenir Next" w:eastAsia="Avenir Next"/>
                 <w:i/>
                 <w:color w:val="1A1A1A"/>
-                <w:sz w:val="20"/>
+                <w:sz w:val="22"/>
                 <w:szCs w:val="20"/>
               </w:rPr>
               <w:t xml:space="preserve">x</w:t>
@@ -3209,7 +3218,7 @@
               <w:rPr>
                 <w:rFonts w:ascii="Avenir Next" w:hAnsi="Avenir Next" w:cs="Avenir Next" w:eastAsia="Avenir Next"/>
                 <w:color w:val="1A1A1A"/>
-                <w:sz w:val="20"/>
+                <w:sz w:val="22"/>
                 <w:szCs w:val="20"/>
                 <w:vertAlign w:val="superscript"/>
               </w:rPr>
@@ -3219,7 +3228,7 @@
               <w:rPr>
                 <w:rFonts w:ascii="Avenir Next" w:hAnsi="Avenir Next" w:cs="Avenir Next" w:eastAsia="Avenir Next"/>
                 <w:color w:val="1A1A1A"/>
-                <w:sz w:val="20"/>
+                <w:sz w:val="22"/>
                 <w:szCs w:val="20"/>
               </w:rPr>
               <w:t xml:space="preserve"> + 4 =</w:t>
@@ -3263,18 +3272,18 @@
                 <w:rFonts w:ascii="Avenir Next" w:hAnsi="Avenir Next" w:cs="Avenir Next" w:eastAsia="Avenir Next"/>
                 <w:b/>
                 <w:color w:val="003A70"/>
+                <w:sz w:val="22"/>
+                <w:szCs w:val="20"/>
+              </w:rPr>
+              <w:t xml:space="preserve">e.</w:t>
+            </w:r>
+            <w:r>
+              <w:rPr>
+                <w:rFonts w:ascii="Avenir Next" w:hAnsi="Avenir Next" w:cs="Avenir Next" w:eastAsia="Avenir Next"/>
+                <w:color w:val="1A1A1A"/>
                 <w:sz w:val="20"/>
                 <w:szCs w:val="20"/>
               </w:rPr>
-              <w:t xml:space="preserve">e.</w:t>
-            </w:r>
-            <w:r>
-              <w:rPr>
-                <w:rFonts w:ascii="Avenir Next" w:hAnsi="Avenir Next" w:cs="Avenir Next" w:eastAsia="Avenir Next"/>
-                <w:color w:val="1A1A1A"/>
-                <w:sz w:val="20"/>
-                <w:szCs w:val="20"/>
-              </w:rPr>
               <w:tab/>
             </w:r>
             <w:r>
@@ -3282,7 +3291,7 @@
                 <w:rFonts w:ascii="Avenir Next" w:hAnsi="Avenir Next" w:cs="Avenir Next" w:eastAsia="Avenir Next"/>
                 <w:i/>
                 <w:color w:val="1A1A1A"/>
-                <w:sz w:val="20"/>
+                <w:sz w:val="22"/>
                 <w:szCs w:val="20"/>
               </w:rPr>
               <w:t xml:space="preserve">x</w:t>
@@ -3291,7 +3300,7 @@
               <w:rPr>
                 <w:rFonts w:ascii="Avenir Next" w:hAnsi="Avenir Next" w:cs="Avenir Next" w:eastAsia="Avenir Next"/>
                 <w:color w:val="1A1A1A"/>
-                <w:sz w:val="20"/>
+                <w:sz w:val="22"/>
                 <w:szCs w:val="20"/>
               </w:rPr>
               <w:t xml:space="preserve"> ÷ 2 + 9 =</w:t>
@@ -3335,25 +3344,25 @@
                 <w:rFonts w:ascii="Avenir Next" w:hAnsi="Avenir Next" w:cs="Avenir Next" w:eastAsia="Avenir Next"/>
                 <w:b/>
                 <w:color w:val="003A70"/>
+                <w:sz w:val="22"/>
+                <w:szCs w:val="20"/>
+              </w:rPr>
+              <w:t xml:space="preserve">f.</w:t>
+            </w:r>
+            <w:r>
+              <w:rPr>
+                <w:rFonts w:ascii="Avenir Next" w:hAnsi="Avenir Next" w:cs="Avenir Next" w:eastAsia="Avenir Next"/>
+                <w:color w:val="1A1A1A"/>
                 <w:sz w:val="20"/>
                 <w:szCs w:val="20"/>
               </w:rPr>
-              <w:t xml:space="preserve">f.</w:t>
-            </w:r>
-            <w:r>
-              <w:rPr>
-                <w:rFonts w:ascii="Avenir Next" w:hAnsi="Avenir Next" w:cs="Avenir Next" w:eastAsia="Avenir Next"/>
-                <w:color w:val="1A1A1A"/>
-                <w:sz w:val="20"/>
-                <w:szCs w:val="20"/>
-              </w:rPr>
               <w:tab/>
             </w:r>
             <w:r>
               <w:rPr>
                 <w:rFonts w:ascii="Avenir Next" w:hAnsi="Avenir Next" w:cs="Avenir Next" w:eastAsia="Avenir Next"/>
                 <w:color w:val="1A1A1A"/>
-                <w:sz w:val="20"/>
+                <w:sz w:val="22"/>
                 <w:szCs w:val="20"/>
               </w:rPr>
               <w:t xml:space="preserve">2(</w:t>
@@ -3363,7 +3372,7 @@
                 <w:rFonts w:ascii="Avenir Next" w:hAnsi="Avenir Next" w:cs="Avenir Next" w:eastAsia="Avenir Next"/>
                 <w:i/>
                 <w:color w:val="1A1A1A"/>
-                <w:sz w:val="20"/>
+                <w:sz w:val="22"/>
                 <w:szCs w:val="20"/>
               </w:rPr>
               <w:t xml:space="preserve">x</w:t>
@@ -3372,7 +3381,7 @@
               <w:rPr>
                 <w:rFonts w:ascii="Avenir Next" w:hAnsi="Avenir Next" w:cs="Avenir Next" w:eastAsia="Avenir Next"/>
                 <w:color w:val="1A1A1A"/>
-                <w:sz w:val="20"/>
+                <w:sz w:val="22"/>
                 <w:szCs w:val="20"/>
               </w:rPr>
               <w:t xml:space="preserve"> − 1) =</w:t>
@@ -3419,25 +3428,25 @@
           <w:rFonts w:ascii="Avenir Next" w:hAnsi="Avenir Next" w:cs="Avenir Next" w:eastAsia="Avenir Next"/>
           <w:b/>
           <w:color w:val="1A1A1A"/>
+          <w:sz w:val="22"/>
+          <w:szCs w:val="20"/>
+        </w:rPr>
+        <w:t xml:space="preserve">2.</w:t>
+      </w:r>
+      <w:r>
+        <w:rPr>
+          <w:rFonts w:ascii="Avenir Next" w:hAnsi="Avenir Next" w:cs="Avenir Next" w:eastAsia="Avenir Next"/>
+          <w:color w:val="1A1A1A"/>
           <w:sz w:val="20"/>
           <w:szCs w:val="20"/>
         </w:rPr>
-        <w:t xml:space="preserve">2.</w:t>
-      </w:r>
-      <w:r>
-        <w:rPr>
-          <w:rFonts w:ascii="Avenir Next" w:hAnsi="Avenir Next" w:cs="Avenir Next" w:eastAsia="Avenir Next"/>
-          <w:color w:val="1A1A1A"/>
-          <w:sz w:val="20"/>
-          <w:szCs w:val="20"/>
-        </w:rPr>
         <w:tab/>
       </w:r>
       <w:r>
         <w:rPr>
           <w:rFonts w:ascii="Avenir Next" w:hAnsi="Avenir Next" w:cs="Avenir Next" w:eastAsia="Avenir Next"/>
           <w:color w:val="1A1A1A"/>
-          <w:sz w:val="20"/>
+          <w:sz w:val="22"/>
           <w:szCs w:val="20"/>
         </w:rPr>
         <w:t xml:space="preserve">Evaluate each expression when </w:t>
@@ -3447,7 +3456,7 @@
           <w:rFonts w:ascii="Avenir Next" w:hAnsi="Avenir Next" w:cs="Avenir Next" w:eastAsia="Avenir Next"/>
           <w:i/>
           <w:color w:val="1A1A1A"/>
-          <w:sz w:val="20"/>
+          <w:sz w:val="22"/>
           <w:szCs w:val="20"/>
         </w:rPr>
         <w:t xml:space="preserve">a</w:t>
@@ -3456,7 +3465,7 @@
         <w:rPr>
           <w:rFonts w:ascii="Avenir Next" w:hAnsi="Avenir Next" w:cs="Avenir Next" w:eastAsia="Avenir Next"/>
           <w:color w:val="1A1A1A"/>
-          <w:sz w:val="20"/>
+          <w:sz w:val="22"/>
           <w:szCs w:val="20"/>
         </w:rPr>
         <w:t xml:space="preserve"> = 4 and </w:t>
@@ -3466,7 +3475,7 @@
           <w:rFonts w:ascii="Avenir Next" w:hAnsi="Avenir Next" w:cs="Avenir Next" w:eastAsia="Avenir Next"/>
           <w:i/>
           <w:color w:val="1A1A1A"/>
-          <w:sz w:val="20"/>
+          <w:sz w:val="22"/>
           <w:szCs w:val="20"/>
         </w:rPr>
         <w:t xml:space="preserve">b</w:t>
@@ -3475,7 +3484,7 @@
         <w:rPr>
           <w:rFonts w:ascii="Avenir Next" w:hAnsi="Avenir Next" w:cs="Avenir Next" w:eastAsia="Avenir Next"/>
           <w:color w:val="1A1A1A"/>
-          <w:sz w:val="20"/>
+          <w:sz w:val="22"/>
           <w:szCs w:val="20"/>
         </w:rPr>
         <w:t xml:space="preserve"> = 5.</w:t>
@@ -3530,25 +3539,25 @@
                 <w:rFonts w:ascii="Avenir Next" w:hAnsi="Avenir Next" w:cs="Avenir Next" w:eastAsia="Avenir Next"/>
                 <w:b/>
                 <w:color w:val="003A70"/>
+                <w:sz w:val="22"/>
+                <w:szCs w:val="20"/>
+              </w:rPr>
+              <w:t xml:space="preserve">a.</w:t>
+            </w:r>
+            <w:r>
+              <w:rPr>
+                <w:rFonts w:ascii="Avenir Next" w:hAnsi="Avenir Next" w:cs="Avenir Next" w:eastAsia="Avenir Next"/>
+                <w:color w:val="1A1A1A"/>
                 <w:sz w:val="20"/>
                 <w:szCs w:val="20"/>
               </w:rPr>
-              <w:t xml:space="preserve">a.</w:t>
-            </w:r>
-            <w:r>
-              <w:rPr>
-                <w:rFonts w:ascii="Avenir Next" w:hAnsi="Avenir Next" w:cs="Avenir Next" w:eastAsia="Avenir Next"/>
-                <w:color w:val="1A1A1A"/>
-                <w:sz w:val="20"/>
-                <w:szCs w:val="20"/>
-              </w:rPr>
               <w:tab/>
             </w:r>
             <w:r>
               <w:rPr>
                 <w:rFonts w:ascii="Avenir Next" w:hAnsi="Avenir Next" w:cs="Avenir Next" w:eastAsia="Avenir Next"/>
                 <w:color w:val="1A1A1A"/>
-                <w:sz w:val="20"/>
+                <w:sz w:val="22"/>
                 <w:szCs w:val="20"/>
               </w:rPr>
               <w:t xml:space="preserve">3</w:t>
@@ -3558,7 +3567,7 @@
                 <w:rFonts w:ascii="Avenir Next" w:hAnsi="Avenir Next" w:cs="Avenir Next" w:eastAsia="Avenir Next"/>
                 <w:i/>
                 <w:color w:val="1A1A1A"/>
-                <w:sz w:val="20"/>
+                <w:sz w:val="22"/>
                 <w:szCs w:val="20"/>
               </w:rPr>
               <w:t xml:space="preserve">a</w:t>
@@ -3567,7 +3576,7 @@
               <w:rPr>
                 <w:rFonts w:ascii="Avenir Next" w:hAnsi="Avenir Next" w:cs="Avenir Next" w:eastAsia="Avenir Next"/>
                 <w:color w:val="1A1A1A"/>
-                <w:sz w:val="20"/>
+                <w:sz w:val="22"/>
                 <w:szCs w:val="20"/>
               </w:rPr>
               <w:t xml:space="preserve"> + 2</w:t>
@@ -3577,7 +3586,7 @@
                 <w:rFonts w:ascii="Avenir Next" w:hAnsi="Avenir Next" w:cs="Avenir Next" w:eastAsia="Avenir Next"/>
                 <w:i/>
                 <w:color w:val="1A1A1A"/>
-                <w:sz w:val="20"/>
+                <w:sz w:val="22"/>
                 <w:szCs w:val="20"/>
               </w:rPr>
               <w:t xml:space="preserve">b</w:t>
@@ -3586,7 +3595,7 @@
               <w:rPr>
                 <w:rFonts w:ascii="Avenir Next" w:hAnsi="Avenir Next" w:cs="Avenir Next" w:eastAsia="Avenir Next"/>
                 <w:color w:val="1A1A1A"/>
-                <w:sz w:val="20"/>
+                <w:sz w:val="22"/>
                 <w:szCs w:val="20"/>
               </w:rPr>
               <w:t xml:space="preserve"> =</w:t>
@@ -3630,18 +3639,18 @@
                 <w:rFonts w:ascii="Avenir Next" w:hAnsi="Avenir Next" w:cs="Avenir Next" w:eastAsia="Avenir Next"/>
                 <w:b/>
                 <w:color w:val="003A70"/>
+                <w:sz w:val="22"/>
+                <w:szCs w:val="20"/>
+              </w:rPr>
+              <w:t xml:space="preserve">b.</w:t>
+            </w:r>
+            <w:r>
+              <w:rPr>
+                <w:rFonts w:ascii="Avenir Next" w:hAnsi="Avenir Next" w:cs="Avenir Next" w:eastAsia="Avenir Next"/>
+                <w:color w:val="1A1A1A"/>
                 <w:sz w:val="20"/>
                 <w:szCs w:val="20"/>
               </w:rPr>
-              <w:t xml:space="preserve">b.</w:t>
-            </w:r>
-            <w:r>
-              <w:rPr>
-                <w:rFonts w:ascii="Avenir Next" w:hAnsi="Avenir Next" w:cs="Avenir Next" w:eastAsia="Avenir Next"/>
-                <w:color w:val="1A1A1A"/>
-                <w:sz w:val="20"/>
-                <w:szCs w:val="20"/>
-              </w:rPr>
               <w:tab/>
             </w:r>
             <w:r>
@@ -3649,7 +3658,7 @@
                 <w:rFonts w:ascii="Avenir Next" w:hAnsi="Avenir Next" w:cs="Avenir Next" w:eastAsia="Avenir Next"/>
                 <w:i/>
                 <w:color w:val="1A1A1A"/>
-                <w:sz w:val="20"/>
+                <w:sz w:val="22"/>
                 <w:szCs w:val="20"/>
               </w:rPr>
               <w:t xml:space="preserve">a</w:t>
@@ -3658,7 +3667,7 @@
               <w:rPr>
                 <w:rFonts w:ascii="Avenir Next" w:hAnsi="Avenir Next" w:cs="Avenir Next" w:eastAsia="Avenir Next"/>
                 <w:color w:val="1A1A1A"/>
-                <w:sz w:val="20"/>
+                <w:sz w:val="22"/>
                 <w:szCs w:val="20"/>
                 <w:vertAlign w:val="superscript"/>
               </w:rPr>
@@ -3668,7 +3677,7 @@
               <w:rPr>
                 <w:rFonts w:ascii="Avenir Next" w:hAnsi="Avenir Next" w:cs="Avenir Next" w:eastAsia="Avenir Next"/>
                 <w:color w:val="1A1A1A"/>
-                <w:sz w:val="20"/>
+                <w:sz w:val="22"/>
                 <w:szCs w:val="20"/>
               </w:rPr>
               <w:t xml:space="preserve"> − </w:t>
@@ -3678,7 +3687,7 @@
                 <w:rFonts w:ascii="Avenir Next" w:hAnsi="Avenir Next" w:cs="Avenir Next" w:eastAsia="Avenir Next"/>
                 <w:i/>
                 <w:color w:val="1A1A1A"/>
-                <w:sz w:val="20"/>
+                <w:sz w:val="22"/>
                 <w:szCs w:val="20"/>
               </w:rPr>
               <w:t xml:space="preserve">b</w:t>
@@ -3687,7 +3696,7 @@
               <w:rPr>
                 <w:rFonts w:ascii="Avenir Next" w:hAnsi="Avenir Next" w:cs="Avenir Next" w:eastAsia="Avenir Next"/>
                 <w:color w:val="1A1A1A"/>
-                <w:sz w:val="20"/>
+                <w:sz w:val="22"/>
                 <w:szCs w:val="20"/>
               </w:rPr>
               <w:t xml:space="preserve"> =</w:t>
@@ -3734,25 +3743,25 @@
           <w:rFonts w:ascii="Avenir Next" w:hAnsi="Avenir Next" w:cs="Avenir Next" w:eastAsia="Avenir Next"/>
           <w:b/>
           <w:color w:val="1A1A1A"/>
+          <w:sz w:val="22"/>
+          <w:szCs w:val="20"/>
+        </w:rPr>
+        <w:t xml:space="preserve">3.</w:t>
+      </w:r>
+      <w:r>
+        <w:rPr>
+          <w:rFonts w:ascii="Avenir Next" w:hAnsi="Avenir Next" w:cs="Avenir Next" w:eastAsia="Avenir Next"/>
+          <w:color w:val="1A1A1A"/>
           <w:sz w:val="20"/>
           <w:szCs w:val="20"/>
         </w:rPr>
-        <w:t xml:space="preserve">3.</w:t>
-      </w:r>
-      <w:r>
-        <w:rPr>
-          <w:rFonts w:ascii="Avenir Next" w:hAnsi="Avenir Next" w:cs="Avenir Next" w:eastAsia="Avenir Next"/>
-          <w:color w:val="1A1A1A"/>
-          <w:sz w:val="20"/>
-          <w:szCs w:val="20"/>
-        </w:rPr>
         <w:tab/>
       </w:r>
       <w:r>
         <w:rPr>
           <w:rFonts w:ascii="Avenir Next" w:hAnsi="Avenir Next" w:cs="Avenir Next" w:eastAsia="Avenir Next"/>
           <w:color w:val="1A1A1A"/>
-          <w:sz w:val="20"/>
+          <w:sz w:val="22"/>
           <w:szCs w:val="20"/>
         </w:rPr>
         <w:t xml:space="preserve">Kayak rental costs 8</w:t>
@@ -3762,7 +3771,7 @@
           <w:rFonts w:ascii="Avenir Next" w:hAnsi="Avenir Next" w:cs="Avenir Next" w:eastAsia="Avenir Next"/>
           <w:i/>
           <w:color w:val="1A1A1A"/>
-          <w:sz w:val="20"/>
+          <w:sz w:val="22"/>
           <w:szCs w:val="20"/>
         </w:rPr>
         <w:t xml:space="preserve">h</w:t>
@@ -3771,7 +3780,7 @@
         <w:rPr>
           <w:rFonts w:ascii="Avenir Next" w:hAnsi="Avenir Next" w:cs="Avenir Next" w:eastAsia="Avenir Next"/>
           <w:color w:val="1A1A1A"/>
-          <w:sz w:val="20"/>
+          <w:sz w:val="22"/>
           <w:szCs w:val="20"/>
         </w:rPr>
         <w:t xml:space="preserve"> + 5 dollars for </w:t>
@@ -3781,7 +3790,7 @@
           <w:rFonts w:ascii="Avenir Next" w:hAnsi="Avenir Next" w:cs="Avenir Next" w:eastAsia="Avenir Next"/>
           <w:i/>
           <w:color w:val="1A1A1A"/>
-          <w:sz w:val="20"/>
+          <w:sz w:val="22"/>
           <w:szCs w:val="20"/>
         </w:rPr>
         <w:t xml:space="preserve">h</w:t>
@@ -3790,7 +3799,7 @@
         <w:rPr>
           <w:rFonts w:ascii="Avenir Next" w:hAnsi="Avenir Next" w:cs="Avenir Next" w:eastAsia="Avenir Next"/>
           <w:color w:val="1A1A1A"/>
-          <w:sz w:val="20"/>
+          <w:sz w:val="22"/>
           <w:szCs w:val="20"/>
         </w:rPr>
         <w:t xml:space="preserve"> hours. Complete the table.</w:t>
@@ -3845,7 +3854,7 @@
                 <w:rFonts w:ascii="Avenir Next" w:hAnsi="Avenir Next" w:cs="Avenir Next" w:eastAsia="Avenir Next"/>
                 <w:b/>
                 <w:color w:val="1A1A1A"/>
-                <w:sz w:val="19"/>
+                <w:sz w:val="22"/>
                 <w:szCs w:val="19"/>
               </w:rPr>
               <w:t xml:space="preserve">Hours, </w:t>
@@ -3856,7 +3865,7 @@
                 <w:b/>
                 <w:i/>
                 <w:color w:val="1A1A1A"/>
-                <w:sz w:val="19"/>
+                <w:sz w:val="22"/>
                 <w:szCs w:val="19"/>
               </w:rPr>
               <w:t xml:space="preserve">h</w:t>
@@ -3879,7 +3888,7 @@
                 <w:rFonts w:ascii="Avenir Next" w:hAnsi="Avenir Next" w:cs="Avenir Next" w:eastAsia="Avenir Next"/>
                 <w:b/>
                 <w:color w:val="1A1A1A"/>
-                <w:sz w:val="19"/>
+                <w:sz w:val="22"/>
                 <w:szCs w:val="19"/>
               </w:rPr>
               <w:t xml:space="preserve">1</w:t>
@@ -3902,7 +3911,7 @@
                 <w:rFonts w:ascii="Avenir Next" w:hAnsi="Avenir Next" w:cs="Avenir Next" w:eastAsia="Avenir Next"/>
                 <w:b/>
                 <w:color w:val="1A1A1A"/>
-                <w:sz w:val="19"/>
+                <w:sz w:val="22"/>
                 <w:szCs w:val="19"/>
               </w:rPr>
               <w:t xml:space="preserve">3</w:t>
@@ -3925,7 +3934,7 @@
                 <w:rFonts w:ascii="Avenir Next" w:hAnsi="Avenir Next" w:cs="Avenir Next" w:eastAsia="Avenir Next"/>
                 <w:b/>
                 <w:color w:val="1A1A1A"/>
-                <w:sz w:val="19"/>
+                <w:sz w:val="22"/>
                 <w:szCs w:val="19"/>
               </w:rPr>
               <w:t xml:space="preserve">6</w:t>
@@ -3954,7 +3963,7 @@
                 <w:rFonts w:ascii="Avenir Next" w:hAnsi="Avenir Next" w:cs="Avenir Next" w:eastAsia="Avenir Next"/>
                 <w:b/>
                 <w:color w:val="1A1A1A"/>
-                <w:sz w:val="19"/>
+                <w:sz w:val="22"/>
                 <w:szCs w:val="19"/>
               </w:rPr>
               <w:t xml:space="preserve">Cost, 8</w:t>
@@ -3965,7 +3974,7 @@
                 <w:b/>
                 <w:i/>
                 <w:color w:val="1A1A1A"/>
-                <w:sz w:val="19"/>
+                <w:sz w:val="22"/>
                 <w:szCs w:val="19"/>
               </w:rPr>
               <w:t xml:space="preserve">h</w:t>
@@ -3975,7 +3984,7 @@
                 <w:rFonts w:ascii="Avenir Next" w:hAnsi="Avenir Next" w:cs="Avenir Next" w:eastAsia="Avenir Next"/>
                 <w:b/>
                 <w:color w:val="1A1A1A"/>
-                <w:sz w:val="19"/>
+                <w:sz w:val="22"/>
                 <w:szCs w:val="19"/>
               </w:rPr>
               <w:t xml:space="preserve"> + 5 (dollars)</w:t>
@@ -4036,18 +4045,18 @@
           <w:rFonts w:ascii="Avenir Next" w:hAnsi="Avenir Next" w:cs="Avenir Next" w:eastAsia="Avenir Next"/>
           <w:b/>
           <w:color w:val="1A1A1A"/>
+          <w:sz w:val="22"/>
+          <w:szCs w:val="20"/>
+        </w:rPr>
+        <w:t xml:space="preserve">4.</w:t>
+      </w:r>
+      <w:r>
+        <w:rPr>
+          <w:rFonts w:ascii="Avenir Next" w:hAnsi="Avenir Next" w:cs="Avenir Next" w:eastAsia="Avenir Next"/>
+          <w:color w:val="1A1A1A"/>
           <w:sz w:val="20"/>
           <w:szCs w:val="20"/>
         </w:rPr>
-        <w:t xml:space="preserve">4.</w:t>
-      </w:r>
-      <w:r>
-        <w:rPr>
-          <w:rFonts w:ascii="Avenir Next" w:hAnsi="Avenir Next" w:cs="Avenir Next" w:eastAsia="Avenir Next"/>
-          <w:color w:val="1A1A1A"/>
-          <w:sz w:val="20"/>
-          <w:szCs w:val="20"/>
-        </w:rPr>
         <w:tab/>
       </w:r>
       <w:r>
@@ -4055,7 +4064,7 @@
           <w:rFonts w:ascii="Avenir Next" w:hAnsi="Avenir Next" w:cs="Avenir Next" w:eastAsia="Avenir Next"/>
           <w:b/>
           <w:color w:val="1A1A1A"/>
-          <w:sz w:val="20"/>
+          <w:sz w:val="22"/>
           <w:szCs w:val="20"/>
         </w:rPr>
         <w:t xml:space="preserve">Phone Battery.  </w:t>
@@ -4064,7 +4073,7 @@
         <w:rPr>
           <w:rFonts w:ascii="Avenir Next" w:hAnsi="Avenir Next" w:cs="Avenir Next" w:eastAsia="Avenir Next"/>
           <w:color w:val="1A1A1A"/>
-          <w:sz w:val="20"/>
+          <w:sz w:val="22"/>
           <w:szCs w:val="20"/>
         </w:rPr>
         <w:t xml:space="preserve">The expression 100 − 6</w:t>
@@ -4074,7 +4083,7 @@
           <w:rFonts w:ascii="Avenir Next" w:hAnsi="Avenir Next" w:cs="Avenir Next" w:eastAsia="Avenir Next"/>
           <w:i/>
           <w:color w:val="1A1A1A"/>
-          <w:sz w:val="20"/>
+          <w:sz w:val="22"/>
           <w:szCs w:val="20"/>
         </w:rPr>
         <w:t xml:space="preserve">h</w:t>
@@ -4083,7 +4092,7 @@
         <w:rPr>
           <w:rFonts w:ascii="Avenir Next" w:hAnsi="Avenir Next" w:cs="Avenir Next" w:eastAsia="Avenir Next"/>
           <w:color w:val="1A1A1A"/>
-          <w:sz w:val="20"/>
+          <w:sz w:val="22"/>
           <w:szCs w:val="20"/>
         </w:rPr>
         <w:t xml:space="preserve"> gives the percent of battery left after </w:t>
@@ -4093,7 +4102,7 @@
           <w:rFonts w:ascii="Avenir Next" w:hAnsi="Avenir Next" w:cs="Avenir Next" w:eastAsia="Avenir Next"/>
           <w:i/>
           <w:color w:val="1A1A1A"/>
-          <w:sz w:val="20"/>
+          <w:sz w:val="22"/>
           <w:szCs w:val="20"/>
         </w:rPr>
         <w:t xml:space="preserve">h</w:t>
@@ -4102,7 +4111,7 @@
         <w:rPr>
           <w:rFonts w:ascii="Avenir Next" w:hAnsi="Avenir Next" w:cs="Avenir Next" w:eastAsia="Avenir Next"/>
           <w:color w:val="1A1A1A"/>
-          <w:sz w:val="20"/>
+          <w:sz w:val="22"/>
           <w:szCs w:val="20"/>
         </w:rPr>
         <w:t xml:space="preserve"> hours. Find the percent left after 5 hours.</w:t>
@@ -4179,25 +4188,25 @@
           <w:rFonts w:ascii="Avenir Next" w:hAnsi="Avenir Next" w:cs="Avenir Next" w:eastAsia="Avenir Next"/>
           <w:b/>
           <w:color w:val="1A1A1A"/>
+          <w:sz w:val="22"/>
+          <w:szCs w:val="18"/>
+        </w:rPr>
+        <w:t xml:space="preserve">Answer</w:t>
+      </w:r>
+      <w:r>
+        <w:rPr>
+          <w:rFonts w:ascii="Avenir Next" w:hAnsi="Avenir Next" w:cs="Avenir Next" w:eastAsia="Avenir Next"/>
+          <w:color w:val="1A1A1A"/>
           <w:sz w:val="18"/>
           <w:szCs w:val="18"/>
         </w:rPr>
-        <w:t xml:space="preserve">Answer</w:t>
-      </w:r>
-      <w:r>
-        <w:rPr>
-          <w:rFonts w:ascii="Avenir Next" w:hAnsi="Avenir Next" w:cs="Avenir Next" w:eastAsia="Avenir Next"/>
-          <w:color w:val="1A1A1A"/>
-          <w:sz w:val="18"/>
-          <w:szCs w:val="18"/>
-        </w:rPr>
         <w:tab/>
       </w:r>
       <w:r>
         <w:rPr>
           <w:rFonts w:ascii="Avenir Next" w:hAnsi="Avenir Next" w:cs="Avenir Next" w:eastAsia="Avenir Next"/>
           <w:color w:val="1A1A1A"/>
-          <w:sz w:val="18"/>
+          <w:sz w:val="22"/>
           <w:szCs w:val="18"/>
         </w:rPr>
         <w:t xml:space="preserve">  %</w:t>
@@ -4222,18 +4231,18 @@
           <w:rFonts w:ascii="Avenir Next" w:hAnsi="Avenir Next" w:cs="Avenir Next" w:eastAsia="Avenir Next"/>
           <w:b/>
           <w:color w:val="1A1A1A"/>
+          <w:sz w:val="22"/>
+          <w:szCs w:val="20"/>
+        </w:rPr>
+        <w:t xml:space="preserve">5.</w:t>
+      </w:r>
+      <w:r>
+        <w:rPr>
+          <w:rFonts w:ascii="Avenir Next" w:hAnsi="Avenir Next" w:cs="Avenir Next" w:eastAsia="Avenir Next"/>
+          <w:color w:val="1A1A1A"/>
           <w:sz w:val="20"/>
           <w:szCs w:val="20"/>
         </w:rPr>
-        <w:t xml:space="preserve">5.</w:t>
-      </w:r>
-      <w:r>
-        <w:rPr>
-          <w:rFonts w:ascii="Avenir Next" w:hAnsi="Avenir Next" w:cs="Avenir Next" w:eastAsia="Avenir Next"/>
-          <w:color w:val="1A1A1A"/>
-          <w:sz w:val="20"/>
-          <w:szCs w:val="20"/>
-        </w:rPr>
         <w:tab/>
       </w:r>
       <w:r>
@@ -4241,7 +4250,7 @@
           <w:rFonts w:ascii="Avenir Next" w:hAnsi="Avenir Next" w:cs="Avenir Next" w:eastAsia="Avenir Next"/>
           <w:b/>
           <w:color w:val="1A1A1A"/>
-          <w:sz w:val="20"/>
+          <w:sz w:val="22"/>
           <w:szCs w:val="20"/>
         </w:rPr>
         <w:t xml:space="preserve">Find the Error.  </w:t>
@@ -4250,7 +4259,7 @@
         <w:rPr>
           <w:rFonts w:ascii="Avenir Next" w:hAnsi="Avenir Next" w:cs="Avenir Next" w:eastAsia="Avenir Next"/>
           <w:color w:val="1A1A1A"/>
-          <w:sz w:val="20"/>
+          <w:sz w:val="22"/>
           <w:szCs w:val="20"/>
         </w:rPr>
         <w:t xml:space="preserve">Sam says 20 − 3</w:t>
@@ -4260,7 +4269,7 @@
           <w:rFonts w:ascii="Avenir Next" w:hAnsi="Avenir Next" w:cs="Avenir Next" w:eastAsia="Avenir Next"/>
           <w:i/>
           <w:color w:val="1A1A1A"/>
-          <w:sz w:val="20"/>
+          <w:sz w:val="22"/>
           <w:szCs w:val="20"/>
         </w:rPr>
         <w:t xml:space="preserve">k</w:t>
@@ -4269,7 +4278,7 @@
         <w:rPr>
           <w:rFonts w:ascii="Avenir Next" w:hAnsi="Avenir Next" w:cs="Avenir Next" w:eastAsia="Avenir Next"/>
           <w:color w:val="1A1A1A"/>
-          <w:sz w:val="20"/>
+          <w:sz w:val="22"/>
           <w:szCs w:val="20"/>
         </w:rPr>
         <w:t xml:space="preserve"> = 68 when </w:t>
@@ -4279,7 +4288,7 @@
           <w:rFonts w:ascii="Avenir Next" w:hAnsi="Avenir Next" w:cs="Avenir Next" w:eastAsia="Avenir Next"/>
           <w:i/>
           <w:color w:val="1A1A1A"/>
-          <w:sz w:val="20"/>
+          <w:sz w:val="22"/>
           <w:szCs w:val="20"/>
         </w:rPr>
         <w:t xml:space="preserve">k</w:t>
@@ -4288,7 +4297,7 @@
         <w:rPr>
           <w:rFonts w:ascii="Avenir Next" w:hAnsi="Avenir Next" w:cs="Avenir Next" w:eastAsia="Avenir Next"/>
           <w:color w:val="1A1A1A"/>
-          <w:sz w:val="20"/>
+          <w:sz w:val="22"/>
           <w:szCs w:val="20"/>
         </w:rPr>
         <w:t xml:space="preserve"> = 4. What is the correct value?</w:t>
@@ -4357,7 +4366,7 @@
               <w:rPr>
                 <w:rFonts w:ascii="Avenir Next" w:hAnsi="Avenir Next" w:cs="Avenir Next" w:eastAsia="Avenir Next"/>
                 <w:color w:val="1A1A1A"/>
-                <w:sz w:val="19"/>
+                <w:sz w:val="22"/>
                 <w:szCs w:val="19"/>
               </w:rPr>
               <w:t xml:space="preserve">68</w:t>
@@ -4396,7 +4405,7 @@
               <w:rPr>
                 <w:rFonts w:ascii="Avenir Next" w:hAnsi="Avenir Next" w:cs="Avenir Next" w:eastAsia="Avenir Next"/>
                 <w:color w:val="1A1A1A"/>
-                <w:sz w:val="19"/>
+                <w:sz w:val="22"/>
                 <w:szCs w:val="19"/>
               </w:rPr>
               <w:t xml:space="preserve">8</w:t>
@@ -4435,7 +4444,7 @@
               <w:rPr>
                 <w:rFonts w:ascii="Avenir Next" w:hAnsi="Avenir Next" w:cs="Avenir Next" w:eastAsia="Avenir Next"/>
                 <w:color w:val="1A1A1A"/>
-                <w:sz w:val="19"/>
+                <w:sz w:val="22"/>
                 <w:szCs w:val="19"/>
               </w:rPr>
               <w:t xml:space="preserve">32</w:t>
@@ -4451,6 +4460,7 @@
     </w:p>
     <w:p>
       <w:pPr>
+        <w:pStyle w:val="Heading2"/>
         <w:keepNext/>
         <w:pBdr>
           <w:bottom w:val="single" w:sz="8" w:space="3" w:color="003A70"/>
@@ -4466,7 +4476,7 @@
           <w:b/>
           <w:color w:val="003A70"/>
           <w:spacing w:val="14"/>
-          <w:sz w:val="19"/>
+          <w:sz w:val="22"/>
           <w:szCs w:val="19"/>
         </w:rPr>
         <w:t xml:space="preserve">TEST PRACTICE</w:t>
@@ -4485,7 +4495,7 @@
           <w:rFonts w:ascii="Avenir Next" w:hAnsi="Avenir Next" w:cs="Avenir Next" w:eastAsia="Avenir Next"/>
           <w:i/>
           <w:color w:val="5A5F66"/>
-          <w:sz w:val="17"/>
+          <w:sz w:val="22"/>
           <w:szCs w:val="17"/>
         </w:rPr>
         <w:t xml:space="preserve">choose the best answer</w:t>
@@ -4505,25 +4515,25 @@
           <w:rFonts w:ascii="Avenir Next" w:hAnsi="Avenir Next" w:cs="Avenir Next" w:eastAsia="Avenir Next"/>
           <w:b/>
           <w:color w:val="1A1A1A"/>
+          <w:sz w:val="22"/>
+          <w:szCs w:val="20"/>
+        </w:rPr>
+        <w:t xml:space="preserve">6.</w:t>
+      </w:r>
+      <w:r>
+        <w:rPr>
+          <w:rFonts w:ascii="Avenir Next" w:hAnsi="Avenir Next" w:cs="Avenir Next" w:eastAsia="Avenir Next"/>
+          <w:color w:val="1A1A1A"/>
           <w:sz w:val="20"/>
           <w:szCs w:val="20"/>
         </w:rPr>
-        <w:t xml:space="preserve">6.</w:t>
-      </w:r>
-      <w:r>
-        <w:rPr>
-          <w:rFonts w:ascii="Avenir Next" w:hAnsi="Avenir Next" w:cs="Avenir Next" w:eastAsia="Avenir Next"/>
-          <w:color w:val="1A1A1A"/>
-          <w:sz w:val="20"/>
-          <w:szCs w:val="20"/>
-        </w:rPr>
         <w:tab/>
       </w:r>
       <w:r>
         <w:rPr>
           <w:rFonts w:ascii="Avenir Next" w:hAnsi="Avenir Next" w:cs="Avenir Next" w:eastAsia="Avenir Next"/>
           <w:color w:val="1A1A1A"/>
-          <w:sz w:val="20"/>
+          <w:sz w:val="22"/>
           <w:szCs w:val="20"/>
         </w:rPr>
         <w:t xml:space="preserve">What is the value of 5</w:t>
@@ -4533,7 +4543,7 @@
           <w:rFonts w:ascii="Avenir Next" w:hAnsi="Avenir Next" w:cs="Avenir Next" w:eastAsia="Avenir Next"/>
           <w:i/>
           <w:color w:val="1A1A1A"/>
-          <w:sz w:val="20"/>
+          <w:sz w:val="22"/>
           <w:szCs w:val="20"/>
         </w:rPr>
         <w:t xml:space="preserve">n</w:t>
@@ -4542,7 +4552,7 @@
         <w:rPr>
           <w:rFonts w:ascii="Avenir Next" w:hAnsi="Avenir Next" w:cs="Avenir Next" w:eastAsia="Avenir Next"/>
           <w:color w:val="1A1A1A"/>
-          <w:sz w:val="20"/>
+          <w:sz w:val="22"/>
           <w:szCs w:val="20"/>
         </w:rPr>
         <w:t xml:space="preserve"> − 7 when </w:t>
@@ -4552,7 +4562,7 @@
           <w:rFonts w:ascii="Avenir Next" w:hAnsi="Avenir Next" w:cs="Avenir Next" w:eastAsia="Avenir Next"/>
           <w:i/>
           <w:color w:val="1A1A1A"/>
-          <w:sz w:val="20"/>
+          <w:sz w:val="22"/>
           <w:szCs w:val="20"/>
         </w:rPr>
         <w:t xml:space="preserve">n</w:t>
@@ -4561,7 +4571,7 @@
         <w:rPr>
           <w:rFonts w:ascii="Avenir Next" w:hAnsi="Avenir Next" w:cs="Avenir Next" w:eastAsia="Avenir Next"/>
           <w:color w:val="1A1A1A"/>
-          <w:sz w:val="20"/>
+          <w:sz w:val="22"/>
           <w:szCs w:val="20"/>
         </w:rPr>
         <w:t xml:space="preserve"> = 3?</w:t>
@@ -4617,25 +4627,25 @@
                 <w:rFonts w:ascii="Avenir Next" w:hAnsi="Avenir Next" w:cs="Avenir Next" w:eastAsia="Avenir Next"/>
                 <w:b/>
                 <w:color w:val="003A70"/>
+                <w:sz w:val="22"/>
+                <w:szCs w:val="19"/>
+              </w:rPr>
+              <w:t xml:space="preserve">A</w:t>
+            </w:r>
+            <w:r>
+              <w:rPr>
+                <w:rFonts w:ascii="Avenir Next" w:hAnsi="Avenir Next" w:cs="Avenir Next" w:eastAsia="Avenir Next"/>
+                <w:color w:val="1A1A1A"/>
                 <w:sz w:val="19"/>
                 <w:szCs w:val="19"/>
               </w:rPr>
-              <w:t xml:space="preserve">A</w:t>
-            </w:r>
-            <w:r>
-              <w:rPr>
-                <w:rFonts w:ascii="Avenir Next" w:hAnsi="Avenir Next" w:cs="Avenir Next" w:eastAsia="Avenir Next"/>
-                <w:color w:val="1A1A1A"/>
-                <w:sz w:val="19"/>
-                <w:szCs w:val="19"/>
-              </w:rPr>
               <w:tab/>
             </w:r>
             <w:r>
               <w:rPr>
                 <w:rFonts w:ascii="Avenir Next" w:hAnsi="Avenir Next" w:cs="Avenir Next" w:eastAsia="Avenir Next"/>
                 <w:color w:val="1A1A1A"/>
-                <w:sz w:val="19"/>
+                <w:sz w:val="22"/>
                 <w:szCs w:val="19"/>
               </w:rPr>
               <w:t xml:space="preserve">46</w:t>
@@ -4660,25 +4670,25 @@
                 <w:rFonts w:ascii="Avenir Next" w:hAnsi="Avenir Next" w:cs="Avenir Next" w:eastAsia="Avenir Next"/>
                 <w:b/>
                 <w:color w:val="003A70"/>
+                <w:sz w:val="22"/>
+                <w:szCs w:val="19"/>
+              </w:rPr>
+              <w:t xml:space="preserve">B</w:t>
+            </w:r>
+            <w:r>
+              <w:rPr>
+                <w:rFonts w:ascii="Avenir Next" w:hAnsi="Avenir Next" w:cs="Avenir Next" w:eastAsia="Avenir Next"/>
+                <w:color w:val="1A1A1A"/>
                 <w:sz w:val="19"/>
                 <w:szCs w:val="19"/>
               </w:rPr>
-              <w:t xml:space="preserve">B</w:t>
-            </w:r>
-            <w:r>
-              <w:rPr>
-                <w:rFonts w:ascii="Avenir Next" w:hAnsi="Avenir Next" w:cs="Avenir Next" w:eastAsia="Avenir Next"/>
-                <w:color w:val="1A1A1A"/>
-                <w:sz w:val="19"/>
-                <w:szCs w:val="19"/>
-              </w:rPr>
               <w:tab/>
             </w:r>
             <w:r>
               <w:rPr>
                 <w:rFonts w:ascii="Avenir Next" w:hAnsi="Avenir Next" w:cs="Avenir Next" w:eastAsia="Avenir Next"/>
                 <w:color w:val="1A1A1A"/>
-                <w:sz w:val="19"/>
+                <w:sz w:val="22"/>
                 <w:szCs w:val="19"/>
               </w:rPr>
               <w:t xml:space="preserve">22</w:t>
@@ -4703,25 +4713,25 @@
                 <w:rFonts w:ascii="Avenir Next" w:hAnsi="Avenir Next" w:cs="Avenir Next" w:eastAsia="Avenir Next"/>
                 <w:b/>
                 <w:color w:val="003A70"/>
+                <w:sz w:val="22"/>
+                <w:szCs w:val="19"/>
+              </w:rPr>
+              <w:t xml:space="preserve">C</w:t>
+            </w:r>
+            <w:r>
+              <w:rPr>
+                <w:rFonts w:ascii="Avenir Next" w:hAnsi="Avenir Next" w:cs="Avenir Next" w:eastAsia="Avenir Next"/>
+                <w:color w:val="1A1A1A"/>
                 <w:sz w:val="19"/>
                 <w:szCs w:val="19"/>
               </w:rPr>
-              <w:t xml:space="preserve">C</w:t>
-            </w:r>
-            <w:r>
-              <w:rPr>
-                <w:rFonts w:ascii="Avenir Next" w:hAnsi="Avenir Next" w:cs="Avenir Next" w:eastAsia="Avenir Next"/>
-                <w:color w:val="1A1A1A"/>
-                <w:sz w:val="19"/>
-                <w:szCs w:val="19"/>
-              </w:rPr>
               <w:tab/>
             </w:r>
             <w:r>
               <w:rPr>
                 <w:rFonts w:ascii="Avenir Next" w:hAnsi="Avenir Next" w:cs="Avenir Next" w:eastAsia="Avenir Next"/>
                 <w:color w:val="1A1A1A"/>
-                <w:sz w:val="19"/>
+                <w:sz w:val="22"/>
                 <w:szCs w:val="19"/>
               </w:rPr>
               <w:t xml:space="preserve">8</w:t>
@@ -4746,25 +4756,25 @@
                 <w:rFonts w:ascii="Avenir Next" w:hAnsi="Avenir Next" w:cs="Avenir Next" w:eastAsia="Avenir Next"/>
                 <w:b/>
                 <w:color w:val="003A70"/>
+                <w:sz w:val="22"/>
+                <w:szCs w:val="19"/>
+              </w:rPr>
+              <w:t xml:space="preserve">D</w:t>
+            </w:r>
+            <w:r>
+              <w:rPr>
+                <w:rFonts w:ascii="Avenir Next" w:hAnsi="Avenir Next" w:cs="Avenir Next" w:eastAsia="Avenir Next"/>
+                <w:color w:val="1A1A1A"/>
                 <w:sz w:val="19"/>
                 <w:szCs w:val="19"/>
               </w:rPr>
-              <w:t xml:space="preserve">D</w:t>
-            </w:r>
-            <w:r>
-              <w:rPr>
-                <w:rFonts w:ascii="Avenir Next" w:hAnsi="Avenir Next" w:cs="Avenir Next" w:eastAsia="Avenir Next"/>
-                <w:color w:val="1A1A1A"/>
-                <w:sz w:val="19"/>
-                <w:szCs w:val="19"/>
-              </w:rPr>
               <w:tab/>
             </w:r>
             <w:r>
               <w:rPr>
                 <w:rFonts w:ascii="Avenir Next" w:hAnsi="Avenir Next" w:cs="Avenir Next" w:eastAsia="Avenir Next"/>
                 <w:color w:val="1A1A1A"/>
-                <w:sz w:val="19"/>
+                <w:sz w:val="22"/>
                 <w:szCs w:val="19"/>
               </w:rPr>
               <w:t xml:space="preserve">15</w:t>
@@ -4792,25 +4802,25 @@
           <w:rFonts w:ascii="Avenir Next" w:hAnsi="Avenir Next" w:cs="Avenir Next" w:eastAsia="Avenir Next"/>
           <w:b/>
           <w:color w:val="1A1A1A"/>
+          <w:sz w:val="22"/>
+          <w:szCs w:val="20"/>
+        </w:rPr>
+        <w:t xml:space="preserve">7.</w:t>
+      </w:r>
+      <w:r>
+        <w:rPr>
+          <w:rFonts w:ascii="Avenir Next" w:hAnsi="Avenir Next" w:cs="Avenir Next" w:eastAsia="Avenir Next"/>
+          <w:color w:val="1A1A1A"/>
           <w:sz w:val="20"/>
           <w:szCs w:val="20"/>
         </w:rPr>
-        <w:t xml:space="preserve">7.</w:t>
-      </w:r>
-      <w:r>
-        <w:rPr>
-          <w:rFonts w:ascii="Avenir Next" w:hAnsi="Avenir Next" w:cs="Avenir Next" w:eastAsia="Avenir Next"/>
-          <w:color w:val="1A1A1A"/>
-          <w:sz w:val="20"/>
-          <w:szCs w:val="20"/>
-        </w:rPr>
         <w:tab/>
       </w:r>
       <w:r>
         <w:rPr>
           <w:rFonts w:ascii="Avenir Next" w:hAnsi="Avenir Next" w:cs="Avenir Next" w:eastAsia="Avenir Next"/>
           <w:color w:val="1A1A1A"/>
-          <w:sz w:val="20"/>
+          <w:sz w:val="22"/>
           <w:szCs w:val="20"/>
         </w:rPr>
         <w:t xml:space="preserve">Tickets cost $9 each and parking costs $6. Which expression gives the total cost for </w:t>
@@ -4820,7 +4830,7 @@
           <w:rFonts w:ascii="Avenir Next" w:hAnsi="Avenir Next" w:cs="Avenir Next" w:eastAsia="Avenir Next"/>
           <w:i/>
           <w:color w:val="1A1A1A"/>
-          <w:sz w:val="20"/>
+          <w:sz w:val="22"/>
           <w:szCs w:val="20"/>
         </w:rPr>
         <w:t xml:space="preserve">t</w:t>
@@ -4829,7 +4839,7 @@
         <w:rPr>
           <w:rFonts w:ascii="Avenir Next" w:hAnsi="Avenir Next" w:cs="Avenir Next" w:eastAsia="Avenir Next"/>
           <w:color w:val="1A1A1A"/>
-          <w:sz w:val="20"/>
+          <w:sz w:val="22"/>
           <w:szCs w:val="20"/>
         </w:rPr>
         <w:t xml:space="preserve"> tickets?</w:t>
@@ -4885,44 +4895,44 @@
                 <w:rFonts w:ascii="Avenir Next" w:hAnsi="Avenir Next" w:cs="Avenir Next" w:eastAsia="Avenir Next"/>
                 <w:b/>
                 <w:color w:val="003A70"/>
+                <w:sz w:val="22"/>
+                <w:szCs w:val="19"/>
+              </w:rPr>
+              <w:t xml:space="preserve">A</w:t>
+            </w:r>
+            <w:r>
+              <w:rPr>
+                <w:rFonts w:ascii="Avenir Next" w:hAnsi="Avenir Next" w:cs="Avenir Next" w:eastAsia="Avenir Next"/>
+                <w:color w:val="1A1A1A"/>
                 <w:sz w:val="19"/>
                 <w:szCs w:val="19"/>
               </w:rPr>
-              <w:t xml:space="preserve">A</w:t>
-            </w:r>
-            <w:r>
-              <w:rPr>
-                <w:rFonts w:ascii="Avenir Next" w:hAnsi="Avenir Next" w:cs="Avenir Next" w:eastAsia="Avenir Next"/>
-                <w:color w:val="1A1A1A"/>
-                <w:sz w:val="19"/>
+              <w:tab/>
+            </w:r>
+            <w:r>
+              <w:rPr>
+                <w:rFonts w:ascii="Avenir Next" w:hAnsi="Avenir Next" w:cs="Avenir Next" w:eastAsia="Avenir Next"/>
+                <w:color w:val="1A1A1A"/>
+                <w:sz w:val="22"/>
                 <w:szCs w:val="19"/>
               </w:rPr>
-              <w:tab/>
-            </w:r>
-            <w:r>
-              <w:rPr>
-                <w:rFonts w:ascii="Avenir Next" w:hAnsi="Avenir Next" w:cs="Avenir Next" w:eastAsia="Avenir Next"/>
-                <w:color w:val="1A1A1A"/>
-                <w:sz w:val="19"/>
+              <w:t xml:space="preserve">6</w:t>
+            </w:r>
+            <w:r>
+              <w:rPr>
+                <w:rFonts w:ascii="Avenir Next" w:hAnsi="Avenir Next" w:cs="Avenir Next" w:eastAsia="Avenir Next"/>
+                <w:i/>
+                <w:color w:val="1A1A1A"/>
+                <w:sz w:val="22"/>
                 <w:szCs w:val="19"/>
               </w:rPr>
-              <w:t xml:space="preserve">6</w:t>
-            </w:r>
-            <w:r>
-              <w:rPr>
-                <w:rFonts w:ascii="Avenir Next" w:hAnsi="Avenir Next" w:cs="Avenir Next" w:eastAsia="Avenir Next"/>
-                <w:i/>
-                <w:color w:val="1A1A1A"/>
-                <w:sz w:val="19"/>
-                <w:szCs w:val="19"/>
-              </w:rPr>
               <w:t xml:space="preserve">t</w:t>
             </w:r>
             <w:r>
               <w:rPr>
                 <w:rFonts w:ascii="Avenir Next" w:hAnsi="Avenir Next" w:cs="Avenir Next" w:eastAsia="Avenir Next"/>
                 <w:color w:val="1A1A1A"/>
-                <w:sz w:val="19"/>
+                <w:sz w:val="22"/>
                 <w:szCs w:val="19"/>
               </w:rPr>
               <w:t xml:space="preserve"> + 9</w:t>
@@ -4947,27 +4957,27 @@
                 <w:rFonts w:ascii="Avenir Next" w:hAnsi="Avenir Next" w:cs="Avenir Next" w:eastAsia="Avenir Next"/>
                 <w:b/>
                 <w:color w:val="003A70"/>
+                <w:sz w:val="22"/>
+                <w:szCs w:val="19"/>
+              </w:rPr>
+              <w:t xml:space="preserve">B</w:t>
+            </w:r>
+            <w:r>
+              <w:rPr>
+                <w:rFonts w:ascii="Avenir Next" w:hAnsi="Avenir Next" w:cs="Avenir Next" w:eastAsia="Avenir Next"/>
+                <w:color w:val="1A1A1A"/>
                 <w:sz w:val="19"/>
                 <w:szCs w:val="19"/>
               </w:rPr>
-              <w:t xml:space="preserve">B</w:t>
-            </w:r>
-            <w:r>
-              <w:rPr>
-                <w:rFonts w:ascii="Avenir Next" w:hAnsi="Avenir Next" w:cs="Avenir Next" w:eastAsia="Avenir Next"/>
-                <w:color w:val="1A1A1A"/>
-                <w:sz w:val="19"/>
+              <w:tab/>
+            </w:r>
+            <w:r>
+              <w:rPr>
+                <w:rFonts w:ascii="Avenir Next" w:hAnsi="Avenir Next" w:cs="Avenir Next" w:eastAsia="Avenir Next"/>
+                <w:color w:val="1A1A1A"/>
+                <w:sz w:val="22"/>
                 <w:szCs w:val="19"/>
               </w:rPr>
-              <w:tab/>
-            </w:r>
-            <w:r>
-              <w:rPr>
-                <w:rFonts w:ascii="Avenir Next" w:hAnsi="Avenir Next" w:cs="Avenir Next" w:eastAsia="Avenir Next"/>
-                <w:color w:val="1A1A1A"/>
-                <w:sz w:val="19"/>
-                <w:szCs w:val="19"/>
-              </w:rPr>
               <w:t xml:space="preserve">15</w:t>
             </w:r>
             <w:r>
@@ -4975,7 +4985,7 @@
                 <w:rFonts w:ascii="Avenir Next" w:hAnsi="Avenir Next" w:cs="Avenir Next" w:eastAsia="Avenir Next"/>
                 <w:i/>
                 <w:color w:val="1A1A1A"/>
-                <w:sz w:val="19"/>
+                <w:sz w:val="22"/>
                 <w:szCs w:val="19"/>
               </w:rPr>
               <w:t xml:space="preserve">t</w:t>
@@ -5000,44 +5010,44 @@
                 <w:rFonts w:ascii="Avenir Next" w:hAnsi="Avenir Next" w:cs="Avenir Next" w:eastAsia="Avenir Next"/>
                 <w:b/>
                 <w:color w:val="003A70"/>
+                <w:sz w:val="22"/>
+                <w:szCs w:val="19"/>
+              </w:rPr>
+              <w:t xml:space="preserve">C</w:t>
+            </w:r>
+            <w:r>
+              <w:rPr>
+                <w:rFonts w:ascii="Avenir Next" w:hAnsi="Avenir Next" w:cs="Avenir Next" w:eastAsia="Avenir Next"/>
+                <w:color w:val="1A1A1A"/>
                 <w:sz w:val="19"/>
                 <w:szCs w:val="19"/>
               </w:rPr>
-              <w:t xml:space="preserve">C</w:t>
-            </w:r>
-            <w:r>
-              <w:rPr>
-                <w:rFonts w:ascii="Avenir Next" w:hAnsi="Avenir Next" w:cs="Avenir Next" w:eastAsia="Avenir Next"/>
-                <w:color w:val="1A1A1A"/>
-                <w:sz w:val="19"/>
+              <w:tab/>
+            </w:r>
+            <w:r>
+              <w:rPr>
+                <w:rFonts w:ascii="Avenir Next" w:hAnsi="Avenir Next" w:cs="Avenir Next" w:eastAsia="Avenir Next"/>
+                <w:color w:val="1A1A1A"/>
+                <w:sz w:val="22"/>
                 <w:szCs w:val="19"/>
               </w:rPr>
-              <w:tab/>
-            </w:r>
-            <w:r>
-              <w:rPr>
-                <w:rFonts w:ascii="Avenir Next" w:hAnsi="Avenir Next" w:cs="Avenir Next" w:eastAsia="Avenir Next"/>
-                <w:color w:val="1A1A1A"/>
-                <w:sz w:val="19"/>
+              <w:t xml:space="preserve">9(</w:t>
+            </w:r>
+            <w:r>
+              <w:rPr>
+                <w:rFonts w:ascii="Avenir Next" w:hAnsi="Avenir Next" w:cs="Avenir Next" w:eastAsia="Avenir Next"/>
+                <w:i/>
+                <w:color w:val="1A1A1A"/>
+                <w:sz w:val="22"/>
                 <w:szCs w:val="19"/>
               </w:rPr>
-              <w:t xml:space="preserve">9(</w:t>
-            </w:r>
-            <w:r>
-              <w:rPr>
-                <w:rFonts w:ascii="Avenir Next" w:hAnsi="Avenir Next" w:cs="Avenir Next" w:eastAsia="Avenir Next"/>
-                <w:i/>
-                <w:color w:val="1A1A1A"/>
-                <w:sz w:val="19"/>
-                <w:szCs w:val="19"/>
-              </w:rPr>
               <w:t xml:space="preserve">t</w:t>
             </w:r>
             <w:r>
               <w:rPr>
                 <w:rFonts w:ascii="Avenir Next" w:hAnsi="Avenir Next" w:cs="Avenir Next" w:eastAsia="Avenir Next"/>
                 <w:color w:val="1A1A1A"/>
-                <w:sz w:val="19"/>
+                <w:sz w:val="22"/>
                 <w:szCs w:val="19"/>
               </w:rPr>
               <w:t xml:space="preserve"> + 6)</w:t>
@@ -5062,44 +5072,44 @@
                 <w:rFonts w:ascii="Avenir Next" w:hAnsi="Avenir Next" w:cs="Avenir Next" w:eastAsia="Avenir Next"/>
                 <w:b/>
                 <w:color w:val="003A70"/>
+                <w:sz w:val="22"/>
+                <w:szCs w:val="19"/>
+              </w:rPr>
+              <w:t xml:space="preserve">D</w:t>
+            </w:r>
+            <w:r>
+              <w:rPr>
+                <w:rFonts w:ascii="Avenir Next" w:hAnsi="Avenir Next" w:cs="Avenir Next" w:eastAsia="Avenir Next"/>
+                <w:color w:val="1A1A1A"/>
                 <w:sz w:val="19"/>
                 <w:szCs w:val="19"/>
               </w:rPr>
-              <w:t xml:space="preserve">D</w:t>
-            </w:r>
-            <w:r>
-              <w:rPr>
-                <w:rFonts w:ascii="Avenir Next" w:hAnsi="Avenir Next" w:cs="Avenir Next" w:eastAsia="Avenir Next"/>
-                <w:color w:val="1A1A1A"/>
-                <w:sz w:val="19"/>
+              <w:tab/>
+            </w:r>
+            <w:r>
+              <w:rPr>
+                <w:rFonts w:ascii="Avenir Next" w:hAnsi="Avenir Next" w:cs="Avenir Next" w:eastAsia="Avenir Next"/>
+                <w:color w:val="1A1A1A"/>
+                <w:sz w:val="22"/>
                 <w:szCs w:val="19"/>
               </w:rPr>
-              <w:tab/>
-            </w:r>
-            <w:r>
-              <w:rPr>
-                <w:rFonts w:ascii="Avenir Next" w:hAnsi="Avenir Next" w:cs="Avenir Next" w:eastAsia="Avenir Next"/>
-                <w:color w:val="1A1A1A"/>
-                <w:sz w:val="19"/>
+              <w:t xml:space="preserve">9</w:t>
+            </w:r>
+            <w:r>
+              <w:rPr>
+                <w:rFonts w:ascii="Avenir Next" w:hAnsi="Avenir Next" w:cs="Avenir Next" w:eastAsia="Avenir Next"/>
+                <w:i/>
+                <w:color w:val="1A1A1A"/>
+                <w:sz w:val="22"/>
                 <w:szCs w:val="19"/>
               </w:rPr>
-              <w:t xml:space="preserve">9</w:t>
-            </w:r>
-            <w:r>
-              <w:rPr>
-                <w:rFonts w:ascii="Avenir Next" w:hAnsi="Avenir Next" w:cs="Avenir Next" w:eastAsia="Avenir Next"/>
-                <w:i/>
-                <w:color w:val="1A1A1A"/>
-                <w:sz w:val="19"/>
-                <w:szCs w:val="19"/>
-              </w:rPr>
               <w:t xml:space="preserve">t</w:t>
             </w:r>
             <w:r>
               <w:rPr>
                 <w:rFonts w:ascii="Avenir Next" w:hAnsi="Avenir Next" w:cs="Avenir Next" w:eastAsia="Avenir Next"/>
                 <w:color w:val="1A1A1A"/>
-                <w:sz w:val="19"/>
+                <w:sz w:val="22"/>
                 <w:szCs w:val="19"/>
               </w:rPr>
               <w:t xml:space="preserve"> + 6</w:t>
@@ -5157,6 +5167,7 @@
           </w:tcPr>
           <w:p>
             <w:pPr>
+              <w:pStyle w:val="Heading2"/>
               <w:spacing w:before="0" w:after="0" w:line="240" w:lineRule="auto"/>
             </w:pPr>
             <w:r>
@@ -5194,7 +5205,7 @@
               <w:rPr>
                 <w:rFonts w:ascii="Avenir Next" w:hAnsi="Avenir Next" w:cs="Avenir Next" w:eastAsia="Avenir Next"/>
                 <w:color w:val="1A1A1A"/>
-                <w:sz w:val="17"/>
+                <w:sz w:val="22"/>
                 <w:szCs w:val="17"/>
               </w:rPr>
               <w:t xml:space="preserve">  I can do this on my own</w:t>
@@ -5223,7 +5234,7 @@
               <w:rPr>
                 <w:rFonts w:ascii="Avenir Next" w:hAnsi="Avenir Next" w:cs="Avenir Next" w:eastAsia="Avenir Next"/>
                 <w:color w:val="1A1A1A"/>
-                <w:sz w:val="17"/>
+                <w:sz w:val="22"/>
                 <w:szCs w:val="17"/>
               </w:rPr>
               <w:t xml:space="preserve">  I need a little help</w:t>
@@ -5252,7 +5263,7 @@
               <w:rPr>
                 <w:rFonts w:ascii="Avenir Next" w:hAnsi="Avenir Next" w:cs="Avenir Next" w:eastAsia="Avenir Next"/>
                 <w:color w:val="1A1A1A"/>
-                <w:sz w:val="17"/>
+                <w:sz w:val="22"/>
                 <w:szCs w:val="17"/>
               </w:rPr>
               <w:t xml:space="preserve">  I have a question about #</w:t>
@@ -5359,7 +5370,106 @@
               <w:sz w:val="15"/>
               <w:szCs w:val="15"/>
             </w:rPr>
-            <w:t xml:space="preserve">Lesson 6-5  ·  Homework Packet</w:t>
+            <w:t xml:space="preserve">6-5 · Page </w:t>
+          </w:r>
+          <w:r>
+            <w:rPr>
+              <w:rFonts w:ascii="Avenir Next" w:hAnsi="Avenir Next" w:cs="Avenir Next" w:eastAsia="Avenir Next"/>
+              <w:color w:val="5A5F66"/>
+              <w:sz w:val="15"/>
+              <w:szCs w:val="15"/>
+            </w:rPr>
+            <w:fldChar w:fldCharType="begin"/>
+          </w:r>
+          <w:r>
+            <w:rPr>
+              <w:rFonts w:ascii="Avenir Next" w:hAnsi="Avenir Next" w:cs="Avenir Next" w:eastAsia="Avenir Next"/>
+              <w:color w:val="5A5F66"/>
+              <w:sz w:val="15"/>
+              <w:szCs w:val="15"/>
+            </w:rPr>
+            <w:instrText xml:space="preserve"> PAGE </w:instrText>
+          </w:r>
+          <w:r>
+            <w:rPr>
+              <w:rFonts w:ascii="Avenir Next" w:hAnsi="Avenir Next" w:cs="Avenir Next" w:eastAsia="Avenir Next"/>
+              <w:color w:val="5A5F66"/>
+              <w:sz w:val="15"/>
+              <w:szCs w:val="15"/>
+            </w:rPr>
+            <w:fldChar w:fldCharType="separate"/>
+          </w:r>
+          <w:r>
+            <w:rPr>
+              <w:rFonts w:ascii="Avenir Next" w:hAnsi="Avenir Next" w:cs="Avenir Next" w:eastAsia="Avenir Next"/>
+              <w:color w:val="5A5F66"/>
+              <w:sz w:val="15"/>
+              <w:szCs w:val="15"/>
+            </w:rPr>
+            <w:t xml:space="preserve">1</w:t>
+          </w:r>
+          <w:r>
+            <w:rPr>
+              <w:rFonts w:ascii="Avenir Next" w:hAnsi="Avenir Next" w:cs="Avenir Next" w:eastAsia="Avenir Next"/>
+              <w:color w:val="5A5F66"/>
+              <w:sz w:val="15"/>
+              <w:szCs w:val="15"/>
+            </w:rPr>
+            <w:fldChar w:fldCharType="end"/>
+          </w:r>
+          <w:r>
+            <w:rPr>
+              <w:rFonts w:ascii="Avenir Next" w:hAnsi="Avenir Next" w:cs="Avenir Next" w:eastAsia="Avenir Next"/>
+              <w:color w:val="5A5F66"/>
+              <w:sz w:val="15"/>
+              <w:szCs w:val="15"/>
+            </w:rPr>
+            <w:t xml:space="preserve"> of </w:t>
+          </w:r>
+          <w:r>
+            <w:rPr>
+              <w:rFonts w:ascii="Avenir Next" w:hAnsi="Avenir Next" w:cs="Avenir Next" w:eastAsia="Avenir Next"/>
+              <w:color w:val="5A5F66"/>
+              <w:sz w:val="15"/>
+              <w:szCs w:val="15"/>
+            </w:rPr>
+            <w:fldChar w:fldCharType="begin"/>
+          </w:r>
+          <w:r>
+            <w:rPr>
+              <w:rFonts w:ascii="Avenir Next" w:hAnsi="Avenir Next" w:cs="Avenir Next" w:eastAsia="Avenir Next"/>
+              <w:color w:val="5A5F66"/>
+              <w:sz w:val="15"/>
+              <w:szCs w:val="15"/>
+            </w:rPr>
+            <w:instrText xml:space="preserve"> NUMPAGES </w:instrText>
+          </w:r>
+          <w:r>
+            <w:rPr>
+              <w:rFonts w:ascii="Avenir Next" w:hAnsi="Avenir Next" w:cs="Avenir Next" w:eastAsia="Avenir Next"/>
+              <w:color w:val="5A5F66"/>
+              <w:sz w:val="15"/>
+              <w:szCs w:val="15"/>
+            </w:rPr>
+            <w:fldChar w:fldCharType="separate"/>
+          </w:r>
+          <w:r>
+            <w:rPr>
+              <w:rFonts w:ascii="Avenir Next" w:hAnsi="Avenir Next" w:cs="Avenir Next" w:eastAsia="Avenir Next"/>
+              <w:color w:val="5A5F66"/>
+              <w:sz w:val="15"/>
+              <w:szCs w:val="15"/>
+            </w:rPr>
+            <w:t xml:space="preserve">1</w:t>
+          </w:r>
+          <w:r>
+            <w:rPr>
+              <w:rFonts w:ascii="Avenir Next" w:hAnsi="Avenir Next" w:cs="Avenir Next" w:eastAsia="Avenir Next"/>
+              <w:color w:val="5A5F66"/>
+              <w:sz w:val="15"/>
+              <w:szCs w:val="15"/>
+            </w:rPr>
+            <w:fldChar w:fldCharType="end"/>
           </w:r>
         </w:p>
       </w:tc>
@@ -5402,5 +5512,23 @@
       </w:tblCellMar>
     </w:tblPr>
   </w:style>
+  <w:style w:type="paragraph" w:styleId="Heading1">
+    <w:name w:val="heading 1"/>
+    <w:basedOn w:val="Normal"/>
+    <w:pPr>
+      <w:outlineLvl w:val="0"/>
+      <w:keepNext w:val="0"/>
+      <w:keepLines w:val="0"/>
+    </w:pPr>
+  </w:style>
+  <w:style w:type="paragraph" w:styleId="Heading2">
+    <w:name w:val="heading 2"/>
+    <w:basedOn w:val="Normal"/>
+    <w:pPr>
+      <w:outlineLvl w:val="1"/>
+      <w:keepNext w:val="0"/>
+      <w:keepLines w:val="0"/>
+    </w:pPr>
+  </w:style>
 </w:styles>
 </file>